--- a/wwwroot/output/112-南台廠-南台科技大學-溫室氣體盤查報告書.docx
+++ b/wwwroot/output/112-南台廠-南台科技大學-溫室氣體盤查報告書.docx
@@ -4196,21 +4196,7 @@
                 <w:rFonts w:eastAsia="標楷體" w:hint="eastAsia"/>
                 <w:szCs w:val="24"/>
               </w:rPr>
-              <w:t>1</w:t>
-            </w:r>
-            <w:r>
-              <w:rPr>
-                <w:rFonts w:eastAsia="標楷體"/>
-                <w:szCs w:val="24"/>
-              </w:rPr>
-              <w:t>.</w:t>
-            </w:r>
-            <w:r>
-              <w:rPr>
-                <w:rFonts w:eastAsia="標楷體" w:hint="eastAsia"/>
-                <w:szCs w:val="24"/>
-              </w:rPr>
-              <w:t>台電電力</w:t>
+              <w:t>1.電力(外購電力)</w:t>
             </w:r>
           </w:p>
         </w:tc>
@@ -4767,7 +4753,7 @@
     </w:p>
     <w:tbl>
       <w:tblPr>
-        <w:tblStyle w:val="TableGrid"/>
+        <w:tblStyle w:val="MediumShading1-Accent3"/>
         <w:tblW w:w="5000" w:type="auto"/>
         <w:tblLook w:val="04A0"/>
       </w:tblPr>
@@ -4791,6 +4777,9 @@
           <w:p>
             <w:pPr/>
             <w:r>
+              <w:rPr>
+                <w:rFonts w:ascii="標楷體" w:hAnsi="標楷體" w:cs="標楷體" w:eastAsia="標楷體"/>
+              </w:rPr>
               <w:t>類別</w:t>
             </w:r>
           </w:p>
@@ -4802,6 +4791,9 @@
           <w:p>
             <w:pPr/>
             <w:r>
+              <w:rPr>
+                <w:rFonts w:ascii="標楷體" w:hAnsi="標楷體" w:cs="標楷體" w:eastAsia="標楷體"/>
+              </w:rPr>
               <w:t>型式</w:t>
             </w:r>
           </w:p>
@@ -4813,6 +4805,9 @@
           <w:p>
             <w:pPr/>
             <w:r>
+              <w:rPr>
+                <w:rFonts w:ascii="標楷體" w:hAnsi="標楷體" w:cs="標楷體" w:eastAsia="標楷體"/>
+              </w:rPr>
               <w:t>排放源</w:t>
             </w:r>
           </w:p>
@@ -4824,6 +4819,9 @@
           <w:p>
             <w:pPr/>
             <w:r>
+              <w:rPr>
+                <w:rFonts w:ascii="標楷體" w:hAnsi="標楷體" w:cs="標楷體" w:eastAsia="標楷體"/>
+              </w:rPr>
               <w:t>CO₂</w:t>
             </w:r>
           </w:p>
@@ -4835,6 +4833,9 @@
           <w:p>
             <w:pPr/>
             <w:r>
+              <w:rPr>
+                <w:rFonts w:ascii="標楷體" w:hAnsi="標楷體" w:cs="標楷體" w:eastAsia="標楷體"/>
+              </w:rPr>
               <w:t>CH₄</w:t>
             </w:r>
           </w:p>
@@ -4846,6 +4847,9 @@
           <w:p>
             <w:pPr/>
             <w:r>
+              <w:rPr>
+                <w:rFonts w:ascii="標楷體" w:hAnsi="標楷體" w:cs="標楷體" w:eastAsia="標楷體"/>
+              </w:rPr>
               <w:t>N₂O</w:t>
             </w:r>
           </w:p>
@@ -4857,6 +4861,9 @@
           <w:p>
             <w:pPr/>
             <w:r>
+              <w:rPr>
+                <w:rFonts w:ascii="標楷體" w:hAnsi="標楷體" w:cs="標楷體" w:eastAsia="標楷體"/>
+              </w:rPr>
               <w:t>HFCs</w:t>
             </w:r>
           </w:p>
@@ -4868,6 +4875,9 @@
           <w:p>
             <w:pPr/>
             <w:r>
+              <w:rPr>
+                <w:rFonts w:ascii="標楷體" w:hAnsi="標楷體" w:cs="標楷體" w:eastAsia="標楷體"/>
+              </w:rPr>
               <w:t>PFCs</w:t>
             </w:r>
           </w:p>
@@ -4879,6 +4889,9 @@
           <w:p>
             <w:pPr/>
             <w:r>
+              <w:rPr>
+                <w:rFonts w:ascii="標楷體" w:hAnsi="標楷體" w:cs="標楷體" w:eastAsia="標楷體"/>
+              </w:rPr>
               <w:t>SF₆</w:t>
             </w:r>
           </w:p>
@@ -4890,6 +4903,9 @@
           <w:p>
             <w:pPr/>
             <w:r>
+              <w:rPr>
+                <w:rFonts w:ascii="標楷體" w:hAnsi="標楷體" w:cs="標楷體" w:eastAsia="標楷體"/>
+              </w:rPr>
               <w:t>NF₃</w:t>
             </w:r>
           </w:p>
@@ -4903,6 +4919,9 @@
           <w:p>
             <w:pPr/>
             <w:r>
+              <w:rPr>
+                <w:rFonts w:ascii="標楷體" w:hAnsi="標楷體" w:cs="標楷體" w:eastAsia="標楷體"/>
+              </w:rPr>
               <w:t>類別一</w:t>
             </w:r>
           </w:p>
@@ -4914,6 +4933,9 @@
           <w:p>
             <w:pPr/>
             <w:r>
+              <w:rPr>
+                <w:rFonts w:ascii="標楷體" w:hAnsi="標楷體" w:cs="標楷體" w:eastAsia="標楷體"/>
+              </w:rPr>
               <w:t>固定</w:t>
             </w:r>
           </w:p>
@@ -4925,6 +4947,9 @@
           <w:p>
             <w:pPr/>
             <w:r>
+              <w:rPr>
+                <w:rFonts w:ascii="標楷體" w:hAnsi="標楷體" w:cs="標楷體" w:eastAsia="標楷體"/>
+              </w:rPr>
               <w:t>緊急發電機(柴油)</w:t>
             </w:r>
           </w:p>
@@ -4936,6 +4961,9 @@
           <w:p>
             <w:pPr/>
             <w:r>
+              <w:rPr>
+                <w:rFonts w:ascii="標楷體" w:hAnsi="標楷體" w:cs="標楷體" w:eastAsia="標楷體"/>
+              </w:rPr>
               <w:t>v</w:t>
             </w:r>
           </w:p>
@@ -4947,6 +4975,9 @@
           <w:p>
             <w:pPr/>
             <w:r>
+              <w:rPr>
+                <w:rFonts w:ascii="標楷體" w:hAnsi="標楷體" w:cs="標楷體" w:eastAsia="標楷體"/>
+              </w:rPr>
               <w:t>v</w:t>
             </w:r>
           </w:p>
@@ -4958,6 +4989,9 @@
           <w:p>
             <w:pPr/>
             <w:r>
+              <w:rPr>
+                <w:rFonts w:ascii="標楷體" w:hAnsi="標楷體" w:cs="標楷體" w:eastAsia="標楷體"/>
+              </w:rPr>
               <w:t>v</w:t>
             </w:r>
           </w:p>
@@ -5003,6 +5037,9 @@
           <w:p>
             <w:pPr/>
             <w:r>
+              <w:rPr>
+                <w:rFonts w:ascii="標楷體" w:hAnsi="標楷體" w:cs="標楷體" w:eastAsia="標楷體"/>
+              </w:rPr>
               <w:t>類別一</w:t>
             </w:r>
           </w:p>
@@ -5014,6 +5051,9 @@
           <w:p>
             <w:pPr/>
             <w:r>
+              <w:rPr>
+                <w:rFonts w:ascii="標楷體" w:hAnsi="標楷體" w:cs="標楷體" w:eastAsia="標楷體"/>
+              </w:rPr>
               <w:t>移動</w:t>
             </w:r>
           </w:p>
@@ -5025,6 +5065,9 @@
           <w:p>
             <w:pPr/>
             <w:r>
+              <w:rPr>
+                <w:rFonts w:ascii="標楷體" w:hAnsi="標楷體" w:cs="標楷體" w:eastAsia="標楷體"/>
+              </w:rPr>
               <w:t>公務車(柴油)</w:t>
             </w:r>
           </w:p>
@@ -5036,6 +5079,9 @@
           <w:p>
             <w:pPr/>
             <w:r>
+              <w:rPr>
+                <w:rFonts w:ascii="標楷體" w:hAnsi="標楷體" w:cs="標楷體" w:eastAsia="標楷體"/>
+              </w:rPr>
               <w:t>v</w:t>
             </w:r>
           </w:p>
@@ -5047,6 +5093,9 @@
           <w:p>
             <w:pPr/>
             <w:r>
+              <w:rPr>
+                <w:rFonts w:ascii="標楷體" w:hAnsi="標楷體" w:cs="標楷體" w:eastAsia="標楷體"/>
+              </w:rPr>
               <w:t>v</w:t>
             </w:r>
           </w:p>
@@ -5058,6 +5107,9 @@
           <w:p>
             <w:pPr/>
             <w:r>
+              <w:rPr>
+                <w:rFonts w:ascii="標楷體" w:hAnsi="標楷體" w:cs="標楷體" w:eastAsia="標楷體"/>
+              </w:rPr>
               <w:t>v</w:t>
             </w:r>
           </w:p>
@@ -5103,6 +5155,9 @@
           <w:p>
             <w:pPr/>
             <w:r>
+              <w:rPr>
+                <w:rFonts w:ascii="標楷體" w:hAnsi="標楷體" w:cs="標楷體" w:eastAsia="標楷體"/>
+              </w:rPr>
               <w:t>類別一</w:t>
             </w:r>
           </w:p>
@@ -5114,6 +5169,9 @@
           <w:p>
             <w:pPr/>
             <w:r>
+              <w:rPr>
+                <w:rFonts w:ascii="標楷體" w:hAnsi="標楷體" w:cs="標楷體" w:eastAsia="標楷體"/>
+              </w:rPr>
               <w:t>移動</w:t>
             </w:r>
           </w:p>
@@ -5125,6 +5183,9 @@
           <w:p>
             <w:pPr/>
             <w:r>
+              <w:rPr>
+                <w:rFonts w:ascii="標楷體" w:hAnsi="標楷體" w:cs="標楷體" w:eastAsia="標楷體"/>
+              </w:rPr>
               <w:t>公務車(車用汽油)</w:t>
             </w:r>
           </w:p>
@@ -5136,6 +5197,9 @@
           <w:p>
             <w:pPr/>
             <w:r>
+              <w:rPr>
+                <w:rFonts w:ascii="標楷體" w:hAnsi="標楷體" w:cs="標楷體" w:eastAsia="標楷體"/>
+              </w:rPr>
               <w:t>v</w:t>
             </w:r>
           </w:p>
@@ -5147,6 +5211,9 @@
           <w:p>
             <w:pPr/>
             <w:r>
+              <w:rPr>
+                <w:rFonts w:ascii="標楷體" w:hAnsi="標楷體" w:cs="標楷體" w:eastAsia="標楷體"/>
+              </w:rPr>
               <w:t>v</w:t>
             </w:r>
           </w:p>
@@ -5158,6 +5225,9 @@
           <w:p>
             <w:pPr/>
             <w:r>
+              <w:rPr>
+                <w:rFonts w:ascii="標楷體" w:hAnsi="標楷體" w:cs="標楷體" w:eastAsia="標楷體"/>
+              </w:rPr>
               <w:t>v</w:t>
             </w:r>
           </w:p>
@@ -5203,6 +5273,9 @@
           <w:p>
             <w:pPr/>
             <w:r>
+              <w:rPr>
+                <w:rFonts w:ascii="標楷體" w:hAnsi="標楷體" w:cs="標楷體" w:eastAsia="標楷體"/>
+              </w:rPr>
               <w:t>類別一</w:t>
             </w:r>
           </w:p>
@@ -5214,6 +5287,9 @@
           <w:p>
             <w:pPr/>
             <w:r>
+              <w:rPr>
+                <w:rFonts w:ascii="標楷體" w:hAnsi="標楷體" w:cs="標楷體" w:eastAsia="標楷體"/>
+              </w:rPr>
               <w:t>逸散</w:t>
             </w:r>
           </w:p>
@@ -5225,6 +5301,9 @@
           <w:p>
             <w:pPr/>
             <w:r>
+              <w:rPr>
+                <w:rFonts w:ascii="標楷體" w:hAnsi="標楷體" w:cs="標楷體" w:eastAsia="標楷體"/>
+              </w:rPr>
               <w:t>冰水主機(R-134A)</w:t>
             </w:r>
           </w:p>
@@ -5260,6 +5339,9 @@
           <w:p>
             <w:pPr/>
             <w:r>
+              <w:rPr>
+                <w:rFonts w:ascii="標楷體" w:hAnsi="標楷體" w:cs="標楷體" w:eastAsia="標楷體"/>
+              </w:rPr>
               <w:t>v</w:t>
             </w:r>
           </w:p>
@@ -5297,6 +5379,9 @@
           <w:p>
             <w:pPr/>
             <w:r>
+              <w:rPr>
+                <w:rFonts w:ascii="標楷體" w:hAnsi="標楷體" w:cs="標楷體" w:eastAsia="標楷體"/>
+              </w:rPr>
               <w:t>類別一</w:t>
             </w:r>
           </w:p>
@@ -5308,6 +5393,9 @@
           <w:p>
             <w:pPr/>
             <w:r>
+              <w:rPr>
+                <w:rFonts w:ascii="標楷體" w:hAnsi="標楷體" w:cs="標楷體" w:eastAsia="標楷體"/>
+              </w:rPr>
               <w:t>逸散</w:t>
             </w:r>
           </w:p>
@@ -5319,6 +5407,9 @@
           <w:p>
             <w:pPr/>
             <w:r>
+              <w:rPr>
+                <w:rFonts w:ascii="標楷體" w:hAnsi="標楷體" w:cs="標楷體" w:eastAsia="標楷體"/>
+              </w:rPr>
               <w:t>乾燥機(R-134A)</w:t>
             </w:r>
           </w:p>
@@ -5354,6 +5445,9 @@
           <w:p>
             <w:pPr/>
             <w:r>
+              <w:rPr>
+                <w:rFonts w:ascii="標楷體" w:hAnsi="標楷體" w:cs="標楷體" w:eastAsia="標楷體"/>
+              </w:rPr>
               <w:t>v</w:t>
             </w:r>
           </w:p>
@@ -5391,6 +5485,9 @@
           <w:p>
             <w:pPr/>
             <w:r>
+              <w:rPr>
+                <w:rFonts w:ascii="標楷體" w:hAnsi="標楷體" w:cs="標楷體" w:eastAsia="標楷體"/>
+              </w:rPr>
               <w:t>類別一</w:t>
             </w:r>
           </w:p>
@@ -5402,6 +5499,9 @@
           <w:p>
             <w:pPr/>
             <w:r>
+              <w:rPr>
+                <w:rFonts w:ascii="標楷體" w:hAnsi="標楷體" w:cs="標楷體" w:eastAsia="標楷體"/>
+              </w:rPr>
               <w:t>逸散</w:t>
             </w:r>
           </w:p>
@@ -5413,6 +5513,9 @@
           <w:p>
             <w:pPr/>
             <w:r>
+              <w:rPr>
+                <w:rFonts w:ascii="標楷體" w:hAnsi="標楷體" w:cs="標楷體" w:eastAsia="標楷體"/>
+              </w:rPr>
               <w:t>車用空調(R-134A)</w:t>
             </w:r>
           </w:p>
@@ -5448,6 +5551,9 @@
           <w:p>
             <w:pPr/>
             <w:r>
+              <w:rPr>
+                <w:rFonts w:ascii="標楷體" w:hAnsi="標楷體" w:cs="標楷體" w:eastAsia="標楷體"/>
+              </w:rPr>
               <w:t>v</w:t>
             </w:r>
           </w:p>
@@ -5485,6 +5591,9 @@
           <w:p>
             <w:pPr/>
             <w:r>
+              <w:rPr>
+                <w:rFonts w:ascii="標楷體" w:hAnsi="標楷體" w:cs="標楷體" w:eastAsia="標楷體"/>
+              </w:rPr>
               <w:t>類別一</w:t>
             </w:r>
           </w:p>
@@ -5496,6 +5605,9 @@
           <w:p>
             <w:pPr/>
             <w:r>
+              <w:rPr>
+                <w:rFonts w:ascii="標楷體" w:hAnsi="標楷體" w:cs="標楷體" w:eastAsia="標楷體"/>
+              </w:rPr>
               <w:t>逸散</w:t>
             </w:r>
           </w:p>
@@ -5507,6 +5619,9 @@
           <w:p>
             <w:pPr/>
             <w:r>
+              <w:rPr>
+                <w:rFonts w:ascii="標楷體" w:hAnsi="標楷體" w:cs="標楷體" w:eastAsia="標楷體"/>
+              </w:rPr>
               <w:t>冷氣機(R-410A)</w:t>
             </w:r>
           </w:p>
@@ -5542,6 +5657,9 @@
           <w:p>
             <w:pPr/>
             <w:r>
+              <w:rPr>
+                <w:rFonts w:ascii="標楷體" w:hAnsi="標楷體" w:cs="標楷體" w:eastAsia="標楷體"/>
+              </w:rPr>
               <w:t>v</w:t>
             </w:r>
           </w:p>
@@ -5579,6 +5697,9 @@
           <w:p>
             <w:pPr/>
             <w:r>
+              <w:rPr>
+                <w:rFonts w:ascii="標楷體" w:hAnsi="標楷體" w:cs="標楷體" w:eastAsia="標楷體"/>
+              </w:rPr>
               <w:t>類別一</w:t>
             </w:r>
           </w:p>
@@ -5590,6 +5711,9 @@
           <w:p>
             <w:pPr/>
             <w:r>
+              <w:rPr>
+                <w:rFonts w:ascii="標楷體" w:hAnsi="標楷體" w:cs="標楷體" w:eastAsia="標楷體"/>
+              </w:rPr>
               <w:t>逸散</w:t>
             </w:r>
           </w:p>
@@ -5601,6 +5725,9 @@
           <w:p>
             <w:pPr/>
             <w:r>
+              <w:rPr>
+                <w:rFonts w:ascii="標楷體" w:hAnsi="標楷體" w:cs="標楷體" w:eastAsia="標楷體"/>
+              </w:rPr>
               <w:t>化糞池(廢水處理)</w:t>
             </w:r>
           </w:p>
@@ -5620,6 +5747,9 @@
           <w:p>
             <w:pPr/>
             <w:r>
+              <w:rPr>
+                <w:rFonts w:ascii="標楷體" w:hAnsi="標楷體" w:cs="標楷體" w:eastAsia="標楷體"/>
+              </w:rPr>
               <w:t>v</w:t>
             </w:r>
           </w:p>
@@ -5673,6 +5803,9 @@
           <w:p>
             <w:pPr/>
             <w:r>
+              <w:rPr>
+                <w:rFonts w:ascii="標楷體" w:hAnsi="標楷體" w:cs="標楷體" w:eastAsia="標楷體"/>
+              </w:rPr>
               <w:t>類別一</w:t>
             </w:r>
           </w:p>
@@ -5684,6 +5817,9 @@
           <w:p>
             <w:pPr/>
             <w:r>
+              <w:rPr>
+                <w:rFonts w:ascii="標楷體" w:hAnsi="標楷體" w:cs="標楷體" w:eastAsia="標楷體"/>
+              </w:rPr>
               <w:t>逸散</w:t>
             </w:r>
           </w:p>
@@ -5695,6 +5831,9 @@
           <w:p>
             <w:pPr/>
             <w:r>
+              <w:rPr>
+                <w:rFonts w:ascii="標楷體" w:hAnsi="標楷體" w:cs="標楷體" w:eastAsia="標楷體"/>
+              </w:rPr>
               <w:t>飲水機(R-134A)</w:t>
             </w:r>
           </w:p>
@@ -5730,6 +5869,9 @@
           <w:p>
             <w:pPr/>
             <w:r>
+              <w:rPr>
+                <w:rFonts w:ascii="標楷體" w:hAnsi="標楷體" w:cs="標楷體" w:eastAsia="標楷體"/>
+              </w:rPr>
               <w:t>v</w:t>
             </w:r>
           </w:p>
@@ -6026,7 +6168,7 @@
     </w:p>
     <w:tbl>
       <w:tblPr>
-        <w:tblStyle w:val="TableGrid"/>
+        <w:tblStyle w:val="MediumShading1-Accent3"/>
         <w:tblW w:w="5000" w:type="auto"/>
         <w:tblLook w:val="04A0"/>
       </w:tblPr>
@@ -6050,6 +6192,9 @@
           <w:p>
             <w:pPr/>
             <w:r>
+              <w:rPr>
+                <w:rFonts w:ascii="標楷體" w:hAnsi="標楷體" w:cs="標楷體" w:eastAsia="標楷體"/>
+              </w:rPr>
               <w:t>類別</w:t>
             </w:r>
           </w:p>
@@ -6061,6 +6206,9 @@
           <w:p>
             <w:pPr/>
             <w:r>
+              <w:rPr>
+                <w:rFonts w:ascii="標楷體" w:hAnsi="標楷體" w:cs="標楷體" w:eastAsia="標楷體"/>
+              </w:rPr>
               <w:t>型式</w:t>
             </w:r>
           </w:p>
@@ -6072,6 +6220,9 @@
           <w:p>
             <w:pPr/>
             <w:r>
+              <w:rPr>
+                <w:rFonts w:ascii="標楷體" w:hAnsi="標楷體" w:cs="標楷體" w:eastAsia="標楷體"/>
+              </w:rPr>
               <w:t>排放源</w:t>
             </w:r>
           </w:p>
@@ -6083,6 +6234,9 @@
           <w:p>
             <w:pPr/>
             <w:r>
+              <w:rPr>
+                <w:rFonts w:ascii="標楷體" w:hAnsi="標楷體" w:cs="標楷體" w:eastAsia="標楷體"/>
+              </w:rPr>
               <w:t>CO₂</w:t>
             </w:r>
           </w:p>
@@ -6094,6 +6248,9 @@
           <w:p>
             <w:pPr/>
             <w:r>
+              <w:rPr>
+                <w:rFonts w:ascii="標楷體" w:hAnsi="標楷體" w:cs="標楷體" w:eastAsia="標楷體"/>
+              </w:rPr>
               <w:t>CH₄</w:t>
             </w:r>
           </w:p>
@@ -6105,6 +6262,9 @@
           <w:p>
             <w:pPr/>
             <w:r>
+              <w:rPr>
+                <w:rFonts w:ascii="標楷體" w:hAnsi="標楷體" w:cs="標楷體" w:eastAsia="標楷體"/>
+              </w:rPr>
               <w:t>N₂O</w:t>
             </w:r>
           </w:p>
@@ -6116,6 +6276,9 @@
           <w:p>
             <w:pPr/>
             <w:r>
+              <w:rPr>
+                <w:rFonts w:ascii="標楷體" w:hAnsi="標楷體" w:cs="標楷體" w:eastAsia="標楷體"/>
+              </w:rPr>
               <w:t>HFCs</w:t>
             </w:r>
           </w:p>
@@ -6127,6 +6290,9 @@
           <w:p>
             <w:pPr/>
             <w:r>
+              <w:rPr>
+                <w:rFonts w:ascii="標楷體" w:hAnsi="標楷體" w:cs="標楷體" w:eastAsia="標楷體"/>
+              </w:rPr>
               <w:t>PFCs</w:t>
             </w:r>
           </w:p>
@@ -6138,6 +6304,9 @@
           <w:p>
             <w:pPr/>
             <w:r>
+              <w:rPr>
+                <w:rFonts w:ascii="標楷體" w:hAnsi="標楷體" w:cs="標楷體" w:eastAsia="標楷體"/>
+              </w:rPr>
               <w:t>SF₆</w:t>
             </w:r>
           </w:p>
@@ -6149,6 +6318,9 @@
           <w:p>
             <w:pPr/>
             <w:r>
+              <w:rPr>
+                <w:rFonts w:ascii="標楷體" w:hAnsi="標楷體" w:cs="標楷體" w:eastAsia="標楷體"/>
+              </w:rPr>
               <w:t>NF₃</w:t>
             </w:r>
           </w:p>
@@ -6162,6 +6334,9 @@
           <w:p>
             <w:pPr/>
             <w:r>
+              <w:rPr>
+                <w:rFonts w:ascii="標楷體" w:hAnsi="標楷體" w:cs="標楷體" w:eastAsia="標楷體"/>
+              </w:rPr>
               <w:t>類別二</w:t>
             </w:r>
           </w:p>
@@ -6173,6 +6348,9 @@
           <w:p>
             <w:pPr/>
             <w:r>
+              <w:rPr>
+                <w:rFonts w:ascii="標楷體" w:hAnsi="標楷體" w:cs="標楷體" w:eastAsia="標楷體"/>
+              </w:rPr>
               <w:t>外購電力</w:t>
             </w:r>
           </w:p>
@@ -6184,6 +6362,9 @@
           <w:p>
             <w:pPr/>
             <w:r>
+              <w:rPr>
+                <w:rFonts w:ascii="標楷體" w:hAnsi="標楷體" w:cs="標楷體" w:eastAsia="標楷體"/>
+              </w:rPr>
               <w:t>電力(外購電力)</w:t>
             </w:r>
           </w:p>
@@ -6195,6 +6376,9 @@
           <w:p>
             <w:pPr/>
             <w:r>
+              <w:rPr>
+                <w:rFonts w:ascii="標楷體" w:hAnsi="標楷體" w:cs="標楷體" w:eastAsia="標楷體"/>
+              </w:rPr>
               <w:t>v</w:t>
             </w:r>
           </w:p>
@@ -6949,7 +7133,7 @@
     </w:p>
     <w:tbl>
       <w:tblPr>
-        <w:tblStyle w:val="TableGrid"/>
+        <w:tblStyle w:val="MediumShading1-Accent3"/>
         <w:tblW w:w="5000" w:type="auto"/>
         <w:tblLook w:val="04A0"/>
       </w:tblPr>
@@ -6972,6 +7156,9 @@
           <w:p>
             <w:pPr/>
             <w:r>
+              <w:rPr>
+                <w:rFonts w:ascii="標楷體" w:hAnsi="標楷體" w:cs="標楷體" w:eastAsia="標楷體"/>
+              </w:rPr>
               <w:t>類別</w:t>
             </w:r>
           </w:p>
@@ -6983,6 +7170,9 @@
           <w:p>
             <w:pPr/>
             <w:r>
+              <w:rPr>
+                <w:rFonts w:ascii="標楷體" w:hAnsi="標楷體" w:cs="標楷體" w:eastAsia="標楷體"/>
+              </w:rPr>
               <w:t>排放型式</w:t>
             </w:r>
           </w:p>
@@ -6994,6 +7184,9 @@
           <w:p>
             <w:pPr/>
             <w:r>
+              <w:rPr>
+                <w:rFonts w:ascii="標楷體" w:hAnsi="標楷體" w:cs="標楷體" w:eastAsia="標楷體"/>
+              </w:rPr>
               <w:t>活動數據</w:t>
             </w:r>
           </w:p>
@@ -7005,6 +7198,9 @@
           <w:p>
             <w:pPr/>
             <w:r>
+              <w:rPr>
+                <w:rFonts w:ascii="標楷體" w:hAnsi="標楷體" w:cs="標楷體" w:eastAsia="標楷體"/>
+              </w:rPr>
               <w:t>溫室氣體</w:t>
             </w:r>
           </w:p>
@@ -7016,6 +7212,9 @@
           <w:p>
             <w:pPr/>
             <w:r>
+              <w:rPr>
+                <w:rFonts w:ascii="標楷體" w:hAnsi="標楷體" w:cs="標楷體" w:eastAsia="標楷體"/>
+              </w:rPr>
               <w:t>排放係數</w:t>
             </w:r>
           </w:p>
@@ -7027,6 +7226,9 @@
           <w:p>
             <w:pPr/>
             <w:r>
+              <w:rPr>
+                <w:rFonts w:ascii="標楷體" w:hAnsi="標楷體" w:cs="標楷體" w:eastAsia="標楷體"/>
+              </w:rPr>
               <w:t>係數來源</w:t>
             </w:r>
           </w:p>
@@ -7038,12 +7240,21 @@
           <w:p>
             <w:pPr/>
             <w:r>
+              <w:rPr>
+                <w:rFonts w:ascii="標楷體" w:hAnsi="標楷體" w:cs="標楷體" w:eastAsia="標楷體"/>
+              </w:rPr>
               <w:t>排放量</w:t>
             </w:r>
             <w:r>
+              <w:rPr>
+                <w:rFonts w:ascii="標楷體" w:hAnsi="標楷體" w:cs="標楷體" w:eastAsia="標楷體"/>
+              </w:rPr>
               <w:br/>
             </w:r>
             <w:r>
+              <w:rPr>
+                <w:rFonts w:ascii="標楷體" w:hAnsi="標楷體" w:cs="標楷體" w:eastAsia="標楷體"/>
+              </w:rPr>
               <w:t>(公噸/年)</w:t>
             </w:r>
           </w:p>
@@ -7055,6 +7266,9 @@
           <w:p>
             <w:pPr/>
             <w:r>
+              <w:rPr>
+                <w:rFonts w:ascii="標楷體" w:hAnsi="標楷體" w:cs="標楷體" w:eastAsia="標楷體"/>
+              </w:rPr>
               <w:t>GWP</w:t>
             </w:r>
           </w:p>
@@ -7066,15 +7280,27 @@
           <w:p>
             <w:pPr/>
             <w:r>
+              <w:rPr>
+                <w:rFonts w:ascii="標楷體" w:hAnsi="標楷體" w:cs="標楷體" w:eastAsia="標楷體"/>
+              </w:rPr>
               <w:t>排放當量</w:t>
             </w:r>
             <w:r>
+              <w:rPr>
+                <w:rFonts w:ascii="標楷體" w:hAnsi="標楷體" w:cs="標楷體" w:eastAsia="標楷體"/>
+              </w:rPr>
               <w:br/>
             </w:r>
             <w:r>
+              <w:rPr>
+                <w:rFonts w:ascii="標楷體" w:hAnsi="標楷體" w:cs="標楷體" w:eastAsia="標楷體"/>
+              </w:rPr>
               <w:t>(公噸CO2e/年)</w:t>
             </w:r>
             <w:r>
+              <w:rPr>
+                <w:rFonts w:ascii="標楷體" w:hAnsi="標楷體" w:cs="標楷體" w:eastAsia="標楷體"/>
+              </w:rPr>
               <w:br/>
             </w:r>
           </w:p>
@@ -7088,6 +7314,9 @@
           <w:p>
             <w:pPr/>
             <w:r>
+              <w:rPr>
+                <w:rFonts w:ascii="標楷體" w:hAnsi="標楷體" w:cs="標楷體" w:eastAsia="標楷體"/>
+              </w:rPr>
               <w:t>類別一</w:t>
             </w:r>
           </w:p>
@@ -7099,6 +7328,9 @@
           <w:p>
             <w:pPr/>
             <w:r>
+              <w:rPr>
+                <w:rFonts w:ascii="標楷體" w:hAnsi="標楷體" w:cs="標楷體" w:eastAsia="標楷體"/>
+              </w:rPr>
               <w:t>固定</w:t>
             </w:r>
           </w:p>
@@ -7110,6 +7342,9 @@
           <w:p>
             <w:pPr/>
             <w:r>
+              <w:rPr>
+                <w:rFonts w:ascii="標楷體" w:hAnsi="標楷體" w:cs="標楷體" w:eastAsia="標楷體"/>
+              </w:rPr>
               <w:t>10.0000公升</w:t>
             </w:r>
           </w:p>
@@ -7121,6 +7356,9 @@
           <w:p>
             <w:pPr/>
             <w:r>
+              <w:rPr>
+                <w:rFonts w:ascii="標楷體" w:hAnsi="標楷體" w:cs="標楷體" w:eastAsia="標楷體"/>
+              </w:rPr>
               <w:t>CO2</w:t>
             </w:r>
           </w:p>
@@ -7132,6 +7370,9 @@
           <w:p>
             <w:pPr/>
             <w:r>
+              <w:rPr>
+                <w:rFonts w:ascii="標楷體" w:hAnsi="標楷體" w:cs="標楷體" w:eastAsia="標楷體"/>
+              </w:rPr>
               <w:t>2.6060317920公噸/公升</w:t>
             </w:r>
           </w:p>
@@ -7143,6 +7384,9 @@
           <w:p>
             <w:pPr/>
             <w:r>
+              <w:rPr>
+                <w:rFonts w:ascii="標楷體" w:hAnsi="標楷體" w:cs="標楷體" w:eastAsia="標楷體"/>
+              </w:rPr>
               <w:t>係數來源</w:t>
             </w:r>
           </w:p>
@@ -7154,12 +7398,21 @@
           <w:p>
             <w:pPr/>
             <w:r>
+              <w:rPr>
+                <w:rFonts w:ascii="標楷體" w:hAnsi="標楷體" w:cs="標楷體" w:eastAsia="標楷體"/>
+              </w:rPr>
               <w:t>排放量</w:t>
             </w:r>
             <w:r>
+              <w:rPr>
+                <w:rFonts w:ascii="標楷體" w:hAnsi="標楷體" w:cs="標楷體" w:eastAsia="標楷體"/>
+              </w:rPr>
               <w:br/>
             </w:r>
             <w:r>
+              <w:rPr>
+                <w:rFonts w:ascii="標楷體" w:hAnsi="標楷體" w:cs="標楷體" w:eastAsia="標楷體"/>
+              </w:rPr>
               <w:t>(公噸/年)</w:t>
             </w:r>
           </w:p>
@@ -7171,6 +7424,9 @@
           <w:p>
             <w:pPr/>
             <w:r>
+              <w:rPr>
+                <w:rFonts w:ascii="標楷體" w:hAnsi="標楷體" w:cs="標楷體" w:eastAsia="標楷體"/>
+              </w:rPr>
               <w:t>1.0000000000</w:t>
             </w:r>
           </w:p>
@@ -7182,6 +7438,9 @@
           <w:p>
             <w:pPr/>
             <w:r>
+              <w:rPr>
+                <w:rFonts w:ascii="標楷體" w:hAnsi="標楷體" w:cs="標楷體" w:eastAsia="標楷體"/>
+              </w:rPr>
               <w:t>0.0260603179</w:t>
             </w:r>
           </w:p>
@@ -7316,7 +7575,7 @@
     </w:p>
     <w:tbl>
       <w:tblPr>
-        <w:tblStyle w:val="TableGrid"/>
+        <w:tblStyle w:val="MediumShading1-Accent3"/>
         <w:tblW w:w="5000" w:type="auto"/>
         <w:tblLook w:val="04A0"/>
       </w:tblPr>
@@ -7339,6 +7598,9 @@
           <w:p>
             <w:pPr/>
             <w:r>
+              <w:rPr>
+                <w:rFonts w:ascii="標楷體" w:hAnsi="標楷體" w:cs="標楷體" w:eastAsia="標楷體"/>
+              </w:rPr>
               <w:t>類別</w:t>
             </w:r>
           </w:p>
@@ -7350,6 +7612,9 @@
           <w:p>
             <w:pPr/>
             <w:r>
+              <w:rPr>
+                <w:rFonts w:ascii="標楷體" w:hAnsi="標楷體" w:cs="標楷體" w:eastAsia="標楷體"/>
+              </w:rPr>
               <w:t>排放型式</w:t>
             </w:r>
           </w:p>
@@ -7361,6 +7626,9 @@
           <w:p>
             <w:pPr/>
             <w:r>
+              <w:rPr>
+                <w:rFonts w:ascii="標楷體" w:hAnsi="標楷體" w:cs="標楷體" w:eastAsia="標楷體"/>
+              </w:rPr>
               <w:t>活動數據</w:t>
             </w:r>
           </w:p>
@@ -7372,6 +7640,9 @@
           <w:p>
             <w:pPr/>
             <w:r>
+              <w:rPr>
+                <w:rFonts w:ascii="標楷體" w:hAnsi="標楷體" w:cs="標楷體" w:eastAsia="標楷體"/>
+              </w:rPr>
               <w:t>溫室氣體</w:t>
             </w:r>
           </w:p>
@@ -7383,6 +7654,9 @@
           <w:p>
             <w:pPr/>
             <w:r>
+              <w:rPr>
+                <w:rFonts w:ascii="標楷體" w:hAnsi="標楷體" w:cs="標楷體" w:eastAsia="標楷體"/>
+              </w:rPr>
               <w:t>排放係數</w:t>
             </w:r>
           </w:p>
@@ -7394,6 +7668,9 @@
           <w:p>
             <w:pPr/>
             <w:r>
+              <w:rPr>
+                <w:rFonts w:ascii="標楷體" w:hAnsi="標楷體" w:cs="標楷體" w:eastAsia="標楷體"/>
+              </w:rPr>
               <w:t>係數來源</w:t>
             </w:r>
           </w:p>
@@ -7405,12 +7682,21 @@
           <w:p>
             <w:pPr/>
             <w:r>
+              <w:rPr>
+                <w:rFonts w:ascii="標楷體" w:hAnsi="標楷體" w:cs="標楷體" w:eastAsia="標楷體"/>
+              </w:rPr>
               <w:t>排放量</w:t>
             </w:r>
             <w:r>
+              <w:rPr>
+                <w:rFonts w:ascii="標楷體" w:hAnsi="標楷體" w:cs="標楷體" w:eastAsia="標楷體"/>
+              </w:rPr>
               <w:br/>
             </w:r>
             <w:r>
+              <w:rPr>
+                <w:rFonts w:ascii="標楷體" w:hAnsi="標楷體" w:cs="標楷體" w:eastAsia="標楷體"/>
+              </w:rPr>
               <w:t>(公噸/年)</w:t>
             </w:r>
           </w:p>
@@ -7422,6 +7708,9 @@
           <w:p>
             <w:pPr/>
             <w:r>
+              <w:rPr>
+                <w:rFonts w:ascii="標楷體" w:hAnsi="標楷體" w:cs="標楷體" w:eastAsia="標楷體"/>
+              </w:rPr>
               <w:t>GWP</w:t>
             </w:r>
           </w:p>
@@ -7433,15 +7722,27 @@
           <w:p>
             <w:pPr/>
             <w:r>
+              <w:rPr>
+                <w:rFonts w:ascii="標楷體" w:hAnsi="標楷體" w:cs="標楷體" w:eastAsia="標楷體"/>
+              </w:rPr>
               <w:t>排放當量</w:t>
             </w:r>
             <w:r>
+              <w:rPr>
+                <w:rFonts w:ascii="標楷體" w:hAnsi="標楷體" w:cs="標楷體" w:eastAsia="標楷體"/>
+              </w:rPr>
               <w:br/>
             </w:r>
             <w:r>
+              <w:rPr>
+                <w:rFonts w:ascii="標楷體" w:hAnsi="標楷體" w:cs="標楷體" w:eastAsia="標楷體"/>
+              </w:rPr>
               <w:t>(公噸CO2e/年)</w:t>
             </w:r>
             <w:r>
+              <w:rPr>
+                <w:rFonts w:ascii="標楷體" w:hAnsi="標楷體" w:cs="標楷體" w:eastAsia="標楷體"/>
+              </w:rPr>
               <w:br/>
             </w:r>
           </w:p>
@@ -7455,6 +7756,9 @@
           <w:p>
             <w:pPr/>
             <w:r>
+              <w:rPr>
+                <w:rFonts w:ascii="標楷體" w:hAnsi="標楷體" w:cs="標楷體" w:eastAsia="標楷體"/>
+              </w:rPr>
               <w:t>類別一</w:t>
             </w:r>
           </w:p>
@@ -7466,6 +7770,9 @@
           <w:p>
             <w:pPr/>
             <w:r>
+              <w:rPr>
+                <w:rFonts w:ascii="標楷體" w:hAnsi="標楷體" w:cs="標楷體" w:eastAsia="標楷體"/>
+              </w:rPr>
               <w:t>固定</w:t>
             </w:r>
           </w:p>
@@ -7477,6 +7784,9 @@
           <w:p>
             <w:pPr/>
             <w:r>
+              <w:rPr>
+                <w:rFonts w:ascii="標楷體" w:hAnsi="標楷體" w:cs="標楷體" w:eastAsia="標楷體"/>
+              </w:rPr>
               <w:t>10.0000公升</w:t>
             </w:r>
           </w:p>
@@ -7488,6 +7798,9 @@
           <w:p>
             <w:pPr/>
             <w:r>
+              <w:rPr>
+                <w:rFonts w:ascii="標楷體" w:hAnsi="標楷體" w:cs="標楷體" w:eastAsia="標楷體"/>
+              </w:rPr>
               <w:t>CH4</w:t>
             </w:r>
           </w:p>
@@ -7499,6 +7812,9 @@
           <w:p>
             <w:pPr/>
             <w:r>
+              <w:rPr>
+                <w:rFonts w:ascii="標楷體" w:hAnsi="標楷體" w:cs="標楷體" w:eastAsia="標楷體"/>
+              </w:rPr>
               <w:t>0.0001055074公噸/公升</w:t>
             </w:r>
           </w:p>
@@ -7510,6 +7826,9 @@
           <w:p>
             <w:pPr/>
             <w:r>
+              <w:rPr>
+                <w:rFonts w:ascii="標楷體" w:hAnsi="標楷體" w:cs="標楷體" w:eastAsia="標楷體"/>
+              </w:rPr>
               <w:t>係數來源</w:t>
             </w:r>
           </w:p>
@@ -7521,12 +7840,21 @@
           <w:p>
             <w:pPr/>
             <w:r>
+              <w:rPr>
+                <w:rFonts w:ascii="標楷體" w:hAnsi="標楷體" w:cs="標楷體" w:eastAsia="標楷體"/>
+              </w:rPr>
               <w:t>排放量</w:t>
             </w:r>
             <w:r>
+              <w:rPr>
+                <w:rFonts w:ascii="標楷體" w:hAnsi="標楷體" w:cs="標楷體" w:eastAsia="標楷體"/>
+              </w:rPr>
               <w:br/>
             </w:r>
             <w:r>
+              <w:rPr>
+                <w:rFonts w:ascii="標楷體" w:hAnsi="標楷體" w:cs="標楷體" w:eastAsia="標楷體"/>
+              </w:rPr>
               <w:t>(公噸/年)</w:t>
             </w:r>
           </w:p>
@@ -7538,6 +7866,9 @@
           <w:p>
             <w:pPr/>
             <w:r>
+              <w:rPr>
+                <w:rFonts w:ascii="標楷體" w:hAnsi="標楷體" w:cs="標楷體" w:eastAsia="標楷體"/>
+              </w:rPr>
               <w:t>27.9000000000</w:t>
             </w:r>
           </w:p>
@@ -7549,6 +7880,9 @@
           <w:p>
             <w:pPr/>
             <w:r>
+              <w:rPr>
+                <w:rFonts w:ascii="標楷體" w:hAnsi="標楷體" w:cs="標楷體" w:eastAsia="標楷體"/>
+              </w:rPr>
               <w:t>0.0000010551</w:t>
             </w:r>
           </w:p>
@@ -7708,7 +8042,7 @@
     </w:p>
     <w:tbl>
       <w:tblPr>
-        <w:tblStyle w:val="TableGrid"/>
+        <w:tblStyle w:val="MediumShading1-Accent3"/>
         <w:tblW w:w="5000" w:type="auto"/>
         <w:tblLook w:val="04A0"/>
       </w:tblPr>
@@ -7731,6 +8065,9 @@
           <w:p>
             <w:pPr/>
             <w:r>
+              <w:rPr>
+                <w:rFonts w:ascii="標楷體" w:hAnsi="標楷體" w:cs="標楷體" w:eastAsia="標楷體"/>
+              </w:rPr>
               <w:t>類別</w:t>
             </w:r>
           </w:p>
@@ -7742,6 +8079,9 @@
           <w:p>
             <w:pPr/>
             <w:r>
+              <w:rPr>
+                <w:rFonts w:ascii="標楷體" w:hAnsi="標楷體" w:cs="標楷體" w:eastAsia="標楷體"/>
+              </w:rPr>
               <w:t>排放型式</w:t>
             </w:r>
           </w:p>
@@ -7753,6 +8093,9 @@
           <w:p>
             <w:pPr/>
             <w:r>
+              <w:rPr>
+                <w:rFonts w:ascii="標楷體" w:hAnsi="標楷體" w:cs="標楷體" w:eastAsia="標楷體"/>
+              </w:rPr>
               <w:t>活動數據</w:t>
             </w:r>
           </w:p>
@@ -7764,6 +8107,9 @@
           <w:p>
             <w:pPr/>
             <w:r>
+              <w:rPr>
+                <w:rFonts w:ascii="標楷體" w:hAnsi="標楷體" w:cs="標楷體" w:eastAsia="標楷體"/>
+              </w:rPr>
               <w:t>溫室氣體</w:t>
             </w:r>
           </w:p>
@@ -7775,6 +8121,9 @@
           <w:p>
             <w:pPr/>
             <w:r>
+              <w:rPr>
+                <w:rFonts w:ascii="標楷體" w:hAnsi="標楷體" w:cs="標楷體" w:eastAsia="標楷體"/>
+              </w:rPr>
               <w:t>排放係數</w:t>
             </w:r>
           </w:p>
@@ -7786,6 +8135,9 @@
           <w:p>
             <w:pPr/>
             <w:r>
+              <w:rPr>
+                <w:rFonts w:ascii="標楷體" w:hAnsi="標楷體" w:cs="標楷體" w:eastAsia="標楷體"/>
+              </w:rPr>
               <w:t>係數來源</w:t>
             </w:r>
           </w:p>
@@ -7797,12 +8149,21 @@
           <w:p>
             <w:pPr/>
             <w:r>
+              <w:rPr>
+                <w:rFonts w:ascii="標楷體" w:hAnsi="標楷體" w:cs="標楷體" w:eastAsia="標楷體"/>
+              </w:rPr>
               <w:t>排放量</w:t>
             </w:r>
             <w:r>
+              <w:rPr>
+                <w:rFonts w:ascii="標楷體" w:hAnsi="標楷體" w:cs="標楷體" w:eastAsia="標楷體"/>
+              </w:rPr>
               <w:br/>
             </w:r>
             <w:r>
+              <w:rPr>
+                <w:rFonts w:ascii="標楷體" w:hAnsi="標楷體" w:cs="標楷體" w:eastAsia="標楷體"/>
+              </w:rPr>
               <w:t>(公噸/年)</w:t>
             </w:r>
           </w:p>
@@ -7814,6 +8175,9 @@
           <w:p>
             <w:pPr/>
             <w:r>
+              <w:rPr>
+                <w:rFonts w:ascii="標楷體" w:hAnsi="標楷體" w:cs="標楷體" w:eastAsia="標楷體"/>
+              </w:rPr>
               <w:t>GWP</w:t>
             </w:r>
           </w:p>
@@ -7825,15 +8189,27 @@
           <w:p>
             <w:pPr/>
             <w:r>
+              <w:rPr>
+                <w:rFonts w:ascii="標楷體" w:hAnsi="標楷體" w:cs="標楷體" w:eastAsia="標楷體"/>
+              </w:rPr>
               <w:t>排放當量</w:t>
             </w:r>
             <w:r>
+              <w:rPr>
+                <w:rFonts w:ascii="標楷體" w:hAnsi="標楷體" w:cs="標楷體" w:eastAsia="標楷體"/>
+              </w:rPr>
               <w:br/>
             </w:r>
             <w:r>
+              <w:rPr>
+                <w:rFonts w:ascii="標楷體" w:hAnsi="標楷體" w:cs="標楷體" w:eastAsia="標楷體"/>
+              </w:rPr>
               <w:t>(公噸CO2e/年)</w:t>
             </w:r>
             <w:r>
+              <w:rPr>
+                <w:rFonts w:ascii="標楷體" w:hAnsi="標楷體" w:cs="標楷體" w:eastAsia="標楷體"/>
+              </w:rPr>
               <w:br/>
             </w:r>
           </w:p>
@@ -7847,6 +8223,9 @@
           <w:p>
             <w:pPr/>
             <w:r>
+              <w:rPr>
+                <w:rFonts w:ascii="標楷體" w:hAnsi="標楷體" w:cs="標楷體" w:eastAsia="標楷體"/>
+              </w:rPr>
               <w:t>類別一</w:t>
             </w:r>
           </w:p>
@@ -7858,6 +8237,9 @@
           <w:p>
             <w:pPr/>
             <w:r>
+              <w:rPr>
+                <w:rFonts w:ascii="標楷體" w:hAnsi="標楷體" w:cs="標楷體" w:eastAsia="標楷體"/>
+              </w:rPr>
               <w:t>固定</w:t>
             </w:r>
           </w:p>
@@ -7869,6 +8251,9 @@
           <w:p>
             <w:pPr/>
             <w:r>
+              <w:rPr>
+                <w:rFonts w:ascii="標楷體" w:hAnsi="標楷體" w:cs="標楷體" w:eastAsia="標楷體"/>
+              </w:rPr>
               <w:t>10.0000公升</w:t>
             </w:r>
           </w:p>
@@ -7880,6 +8265,9 @@
           <w:p>
             <w:pPr/>
             <w:r>
+              <w:rPr>
+                <w:rFonts w:ascii="標楷體" w:hAnsi="標楷體" w:cs="標楷體" w:eastAsia="標楷體"/>
+              </w:rPr>
               <w:t>N2O</w:t>
             </w:r>
           </w:p>
@@ -7891,6 +8279,9 @@
           <w:p>
             <w:pPr/>
             <w:r>
+              <w:rPr>
+                <w:rFonts w:ascii="標楷體" w:hAnsi="標楷體" w:cs="標楷體" w:eastAsia="標楷體"/>
+              </w:rPr>
               <w:t>0.0000211015公噸/公升</w:t>
             </w:r>
           </w:p>
@@ -7902,6 +8293,9 @@
           <w:p>
             <w:pPr/>
             <w:r>
+              <w:rPr>
+                <w:rFonts w:ascii="標楷體" w:hAnsi="標楷體" w:cs="標楷體" w:eastAsia="標楷體"/>
+              </w:rPr>
               <w:t>係數來源</w:t>
             </w:r>
           </w:p>
@@ -7913,12 +8307,21 @@
           <w:p>
             <w:pPr/>
             <w:r>
+              <w:rPr>
+                <w:rFonts w:ascii="標楷體" w:hAnsi="標楷體" w:cs="標楷體" w:eastAsia="標楷體"/>
+              </w:rPr>
               <w:t>排放量</w:t>
             </w:r>
             <w:r>
+              <w:rPr>
+                <w:rFonts w:ascii="標楷體" w:hAnsi="標楷體" w:cs="標楷體" w:eastAsia="標楷體"/>
+              </w:rPr>
               <w:br/>
             </w:r>
             <w:r>
+              <w:rPr>
+                <w:rFonts w:ascii="標楷體" w:hAnsi="標楷體" w:cs="標楷體" w:eastAsia="標楷體"/>
+              </w:rPr>
               <w:t>(公噸/年)</w:t>
             </w:r>
           </w:p>
@@ -7930,6 +8333,9 @@
           <w:p>
             <w:pPr/>
             <w:r>
+              <w:rPr>
+                <w:rFonts w:ascii="標楷體" w:hAnsi="標楷體" w:cs="標楷體" w:eastAsia="標楷體"/>
+              </w:rPr>
               <w:t>273.0000000000</w:t>
             </w:r>
           </w:p>
@@ -7941,6 +8347,9 @@
           <w:p>
             <w:pPr/>
             <w:r>
+              <w:rPr>
+                <w:rFonts w:ascii="標楷體" w:hAnsi="標楷體" w:cs="標楷體" w:eastAsia="標楷體"/>
+              </w:rPr>
               <w:t>0.0000002110</w:t>
             </w:r>
           </w:p>
@@ -8375,7 +8784,7 @@
     </w:p>
     <w:tbl>
       <w:tblPr>
-        <w:tblStyle w:val="TableGrid"/>
+        <w:tblStyle w:val="MediumShading1-Accent3"/>
         <w:tblW w:w="5000" w:type="auto"/>
         <w:tblLook w:val="04A0"/>
       </w:tblPr>
@@ -8398,6 +8807,9 @@
           <w:p>
             <w:pPr/>
             <w:r>
+              <w:rPr>
+                <w:rFonts w:ascii="標楷體" w:hAnsi="標楷體" w:cs="標楷體" w:eastAsia="標楷體"/>
+              </w:rPr>
               <w:t>類別</w:t>
             </w:r>
           </w:p>
@@ -8409,6 +8821,9 @@
           <w:p>
             <w:pPr/>
             <w:r>
+              <w:rPr>
+                <w:rFonts w:ascii="標楷體" w:hAnsi="標楷體" w:cs="標楷體" w:eastAsia="標楷體"/>
+              </w:rPr>
               <w:t>排放型式</w:t>
             </w:r>
           </w:p>
@@ -8420,6 +8835,9 @@
           <w:p>
             <w:pPr/>
             <w:r>
+              <w:rPr>
+                <w:rFonts w:ascii="標楷體" w:hAnsi="標楷體" w:cs="標楷體" w:eastAsia="標楷體"/>
+              </w:rPr>
               <w:t>活動數據</w:t>
             </w:r>
           </w:p>
@@ -8431,6 +8849,9 @@
           <w:p>
             <w:pPr/>
             <w:r>
+              <w:rPr>
+                <w:rFonts w:ascii="標楷體" w:hAnsi="標楷體" w:cs="標楷體" w:eastAsia="標楷體"/>
+              </w:rPr>
               <w:t>溫室氣體</w:t>
             </w:r>
           </w:p>
@@ -8442,6 +8863,9 @@
           <w:p>
             <w:pPr/>
             <w:r>
+              <w:rPr>
+                <w:rFonts w:ascii="標楷體" w:hAnsi="標楷體" w:cs="標楷體" w:eastAsia="標楷體"/>
+              </w:rPr>
               <w:t>排放係數</w:t>
             </w:r>
           </w:p>
@@ -8453,6 +8877,9 @@
           <w:p>
             <w:pPr/>
             <w:r>
+              <w:rPr>
+                <w:rFonts w:ascii="標楷體" w:hAnsi="標楷體" w:cs="標楷體" w:eastAsia="標楷體"/>
+              </w:rPr>
               <w:t>係數來源</w:t>
             </w:r>
           </w:p>
@@ -8464,12 +8891,21 @@
           <w:p>
             <w:pPr/>
             <w:r>
+              <w:rPr>
+                <w:rFonts w:ascii="標楷體" w:hAnsi="標楷體" w:cs="標楷體" w:eastAsia="標楷體"/>
+              </w:rPr>
               <w:t>排放量</w:t>
             </w:r>
             <w:r>
+              <w:rPr>
+                <w:rFonts w:ascii="標楷體" w:hAnsi="標楷體" w:cs="標楷體" w:eastAsia="標楷體"/>
+              </w:rPr>
               <w:br/>
             </w:r>
             <w:r>
+              <w:rPr>
+                <w:rFonts w:ascii="標楷體" w:hAnsi="標楷體" w:cs="標楷體" w:eastAsia="標楷體"/>
+              </w:rPr>
               <w:t>(公噸/年)</w:t>
             </w:r>
           </w:p>
@@ -8481,6 +8917,9 @@
           <w:p>
             <w:pPr/>
             <w:r>
+              <w:rPr>
+                <w:rFonts w:ascii="標楷體" w:hAnsi="標楷體" w:cs="標楷體" w:eastAsia="標楷體"/>
+              </w:rPr>
               <w:t>GWP</w:t>
             </w:r>
           </w:p>
@@ -8492,15 +8931,27 @@
           <w:p>
             <w:pPr/>
             <w:r>
+              <w:rPr>
+                <w:rFonts w:ascii="標楷體" w:hAnsi="標楷體" w:cs="標楷體" w:eastAsia="標楷體"/>
+              </w:rPr>
               <w:t>排放當量</w:t>
             </w:r>
             <w:r>
+              <w:rPr>
+                <w:rFonts w:ascii="標楷體" w:hAnsi="標楷體" w:cs="標楷體" w:eastAsia="標楷體"/>
+              </w:rPr>
               <w:br/>
             </w:r>
             <w:r>
+              <w:rPr>
+                <w:rFonts w:ascii="標楷體" w:hAnsi="標楷體" w:cs="標楷體" w:eastAsia="標楷體"/>
+              </w:rPr>
               <w:t>(公噸CO2e/年)</w:t>
             </w:r>
             <w:r>
+              <w:rPr>
+                <w:rFonts w:ascii="標楷體" w:hAnsi="標楷體" w:cs="標楷體" w:eastAsia="標楷體"/>
+              </w:rPr>
               <w:br/>
             </w:r>
           </w:p>
@@ -8514,6 +8965,9 @@
           <w:p>
             <w:pPr/>
             <w:r>
+              <w:rPr>
+                <w:rFonts w:ascii="標楷體" w:hAnsi="標楷體" w:cs="標楷體" w:eastAsia="標楷體"/>
+              </w:rPr>
               <w:t>類別一</w:t>
             </w:r>
           </w:p>
@@ -8525,6 +8979,9 @@
           <w:p>
             <w:pPr/>
             <w:r>
+              <w:rPr>
+                <w:rFonts w:ascii="標楷體" w:hAnsi="標楷體" w:cs="標楷體" w:eastAsia="標楷體"/>
+              </w:rPr>
               <w:t>移動</w:t>
             </w:r>
           </w:p>
@@ -8536,6 +8993,9 @@
           <w:p>
             <w:pPr/>
             <w:r>
+              <w:rPr>
+                <w:rFonts w:ascii="標楷體" w:hAnsi="標楷體" w:cs="標楷體" w:eastAsia="標楷體"/>
+              </w:rPr>
               <w:t>1000.0000公升</w:t>
             </w:r>
           </w:p>
@@ -8547,6 +9007,9 @@
           <w:p>
             <w:pPr/>
             <w:r>
+              <w:rPr>
+                <w:rFonts w:ascii="標楷體" w:hAnsi="標楷體" w:cs="標楷體" w:eastAsia="標楷體"/>
+              </w:rPr>
               <w:t>CO2</w:t>
             </w:r>
           </w:p>
@@ -8558,6 +9021,9 @@
           <w:p>
             <w:pPr/>
             <w:r>
+              <w:rPr>
+                <w:rFonts w:ascii="標楷體" w:hAnsi="標楷體" w:cs="標楷體" w:eastAsia="標楷體"/>
+              </w:rPr>
               <w:t>2.6060317920公噸/公升</w:t>
             </w:r>
           </w:p>
@@ -8569,6 +9035,9 @@
           <w:p>
             <w:pPr/>
             <w:r>
+              <w:rPr>
+                <w:rFonts w:ascii="標楷體" w:hAnsi="標楷體" w:cs="標楷體" w:eastAsia="標楷體"/>
+              </w:rPr>
               <w:t>係數來源</w:t>
             </w:r>
           </w:p>
@@ -8580,12 +9049,21 @@
           <w:p>
             <w:pPr/>
             <w:r>
+              <w:rPr>
+                <w:rFonts w:ascii="標楷體" w:hAnsi="標楷體" w:cs="標楷體" w:eastAsia="標楷體"/>
+              </w:rPr>
               <w:t>排放量</w:t>
             </w:r>
             <w:r>
+              <w:rPr>
+                <w:rFonts w:ascii="標楷體" w:hAnsi="標楷體" w:cs="標楷體" w:eastAsia="標楷體"/>
+              </w:rPr>
               <w:br/>
             </w:r>
             <w:r>
+              <w:rPr>
+                <w:rFonts w:ascii="標楷體" w:hAnsi="標楷體" w:cs="標楷體" w:eastAsia="標楷體"/>
+              </w:rPr>
               <w:t>(公噸/年)</w:t>
             </w:r>
           </w:p>
@@ -8597,6 +9075,9 @@
           <w:p>
             <w:pPr/>
             <w:r>
+              <w:rPr>
+                <w:rFonts w:ascii="標楷體" w:hAnsi="標楷體" w:cs="標楷體" w:eastAsia="標楷體"/>
+              </w:rPr>
               <w:t>1.0000000000</w:t>
             </w:r>
           </w:p>
@@ -8608,6 +9089,9 @@
           <w:p>
             <w:pPr/>
             <w:r>
+              <w:rPr>
+                <w:rFonts w:ascii="標楷體" w:hAnsi="標楷體" w:cs="標楷體" w:eastAsia="標楷體"/>
+              </w:rPr>
               <w:t>2.6060317920</w:t>
             </w:r>
           </w:p>
@@ -8621,6 +9105,9 @@
           <w:p>
             <w:pPr/>
             <w:r>
+              <w:rPr>
+                <w:rFonts w:ascii="標楷體" w:hAnsi="標楷體" w:cs="標楷體" w:eastAsia="標楷體"/>
+              </w:rPr>
               <w:t>類別一</w:t>
             </w:r>
           </w:p>
@@ -8632,6 +9119,9 @@
           <w:p>
             <w:pPr/>
             <w:r>
+              <w:rPr>
+                <w:rFonts w:ascii="標楷體" w:hAnsi="標楷體" w:cs="標楷體" w:eastAsia="標楷體"/>
+              </w:rPr>
               <w:t>移動</w:t>
             </w:r>
           </w:p>
@@ -8643,6 +9133,9 @@
           <w:p>
             <w:pPr/>
             <w:r>
+              <w:rPr>
+                <w:rFonts w:ascii="標楷體" w:hAnsi="標楷體" w:cs="標楷體" w:eastAsia="標楷體"/>
+              </w:rPr>
               <w:t>1000.0000公升</w:t>
             </w:r>
           </w:p>
@@ -8654,6 +9147,9 @@
           <w:p>
             <w:pPr/>
             <w:r>
+              <w:rPr>
+                <w:rFonts w:ascii="標楷體" w:hAnsi="標楷體" w:cs="標楷體" w:eastAsia="標楷體"/>
+              </w:rPr>
               <w:t>CO2</w:t>
             </w:r>
           </w:p>
@@ -8665,6 +9161,9 @@
           <w:p>
             <w:pPr/>
             <w:r>
+              <w:rPr>
+                <w:rFonts w:ascii="標楷體" w:hAnsi="標楷體" w:cs="標楷體" w:eastAsia="標楷體"/>
+              </w:rPr>
               <w:t>2.2631328720公噸/公升</w:t>
             </w:r>
           </w:p>
@@ -8676,6 +9175,9 @@
           <w:p>
             <w:pPr/>
             <w:r>
+              <w:rPr>
+                <w:rFonts w:ascii="標楷體" w:hAnsi="標楷體" w:cs="標楷體" w:eastAsia="標楷體"/>
+              </w:rPr>
               <w:t>係數來源</w:t>
             </w:r>
           </w:p>
@@ -8687,12 +9189,21 @@
           <w:p>
             <w:pPr/>
             <w:r>
+              <w:rPr>
+                <w:rFonts w:ascii="標楷體" w:hAnsi="標楷體" w:cs="標楷體" w:eastAsia="標楷體"/>
+              </w:rPr>
               <w:t>排放量</w:t>
             </w:r>
             <w:r>
+              <w:rPr>
+                <w:rFonts w:ascii="標楷體" w:hAnsi="標楷體" w:cs="標楷體" w:eastAsia="標楷體"/>
+              </w:rPr>
               <w:br/>
             </w:r>
             <w:r>
+              <w:rPr>
+                <w:rFonts w:ascii="標楷體" w:hAnsi="標楷體" w:cs="標楷體" w:eastAsia="標楷體"/>
+              </w:rPr>
               <w:t>(公噸/年)</w:t>
             </w:r>
           </w:p>
@@ -8704,6 +9215,9 @@
           <w:p>
             <w:pPr/>
             <w:r>
+              <w:rPr>
+                <w:rFonts w:ascii="標楷體" w:hAnsi="標楷體" w:cs="標楷體" w:eastAsia="標楷體"/>
+              </w:rPr>
               <w:t>1.0000000000</w:t>
             </w:r>
           </w:p>
@@ -8715,6 +9229,9 @@
           <w:p>
             <w:pPr/>
             <w:r>
+              <w:rPr>
+                <w:rFonts w:ascii="標楷體" w:hAnsi="標楷體" w:cs="標楷體" w:eastAsia="標楷體"/>
+              </w:rPr>
               <w:t>2.2631328720</w:t>
             </w:r>
           </w:p>
@@ -8869,7 +9386,7 @@
     </w:p>
     <w:tbl>
       <w:tblPr>
-        <w:tblStyle w:val="TableGrid"/>
+        <w:tblStyle w:val="MediumShading1-Accent3"/>
         <w:tblW w:w="5000" w:type="auto"/>
         <w:tblLook w:val="04A0"/>
       </w:tblPr>
@@ -8892,6 +9409,9 @@
           <w:p>
             <w:pPr/>
             <w:r>
+              <w:rPr>
+                <w:rFonts w:ascii="標楷體" w:hAnsi="標楷體" w:cs="標楷體" w:eastAsia="標楷體"/>
+              </w:rPr>
               <w:t>類別</w:t>
             </w:r>
           </w:p>
@@ -8903,6 +9423,9 @@
           <w:p>
             <w:pPr/>
             <w:r>
+              <w:rPr>
+                <w:rFonts w:ascii="標楷體" w:hAnsi="標楷體" w:cs="標楷體" w:eastAsia="標楷體"/>
+              </w:rPr>
               <w:t>排放型式</w:t>
             </w:r>
           </w:p>
@@ -8914,6 +9437,9 @@
           <w:p>
             <w:pPr/>
             <w:r>
+              <w:rPr>
+                <w:rFonts w:ascii="標楷體" w:hAnsi="標楷體" w:cs="標楷體" w:eastAsia="標楷體"/>
+              </w:rPr>
               <w:t>活動數據</w:t>
             </w:r>
           </w:p>
@@ -8925,6 +9451,9 @@
           <w:p>
             <w:pPr/>
             <w:r>
+              <w:rPr>
+                <w:rFonts w:ascii="標楷體" w:hAnsi="標楷體" w:cs="標楷體" w:eastAsia="標楷體"/>
+              </w:rPr>
               <w:t>溫室氣體</w:t>
             </w:r>
           </w:p>
@@ -8936,6 +9465,9 @@
           <w:p>
             <w:pPr/>
             <w:r>
+              <w:rPr>
+                <w:rFonts w:ascii="標楷體" w:hAnsi="標楷體" w:cs="標楷體" w:eastAsia="標楷體"/>
+              </w:rPr>
               <w:t>排放係數</w:t>
             </w:r>
           </w:p>
@@ -8947,6 +9479,9 @@
           <w:p>
             <w:pPr/>
             <w:r>
+              <w:rPr>
+                <w:rFonts w:ascii="標楷體" w:hAnsi="標楷體" w:cs="標楷體" w:eastAsia="標楷體"/>
+              </w:rPr>
               <w:t>係數來源</w:t>
             </w:r>
           </w:p>
@@ -8958,12 +9493,21 @@
           <w:p>
             <w:pPr/>
             <w:r>
+              <w:rPr>
+                <w:rFonts w:ascii="標楷體" w:hAnsi="標楷體" w:cs="標楷體" w:eastAsia="標楷體"/>
+              </w:rPr>
               <w:t>排放量</w:t>
             </w:r>
             <w:r>
+              <w:rPr>
+                <w:rFonts w:ascii="標楷體" w:hAnsi="標楷體" w:cs="標楷體" w:eastAsia="標楷體"/>
+              </w:rPr>
               <w:br/>
             </w:r>
             <w:r>
+              <w:rPr>
+                <w:rFonts w:ascii="標楷體" w:hAnsi="標楷體" w:cs="標楷體" w:eastAsia="標楷體"/>
+              </w:rPr>
               <w:t>(公噸/年)</w:t>
             </w:r>
           </w:p>
@@ -8975,6 +9519,9 @@
           <w:p>
             <w:pPr/>
             <w:r>
+              <w:rPr>
+                <w:rFonts w:ascii="標楷體" w:hAnsi="標楷體" w:cs="標楷體" w:eastAsia="標楷體"/>
+              </w:rPr>
               <w:t>GWP</w:t>
             </w:r>
           </w:p>
@@ -8986,15 +9533,27 @@
           <w:p>
             <w:pPr/>
             <w:r>
+              <w:rPr>
+                <w:rFonts w:ascii="標楷體" w:hAnsi="標楷體" w:cs="標楷體" w:eastAsia="標楷體"/>
+              </w:rPr>
               <w:t>排放當量</w:t>
             </w:r>
             <w:r>
+              <w:rPr>
+                <w:rFonts w:ascii="標楷體" w:hAnsi="標楷體" w:cs="標楷體" w:eastAsia="標楷體"/>
+              </w:rPr>
               <w:br/>
             </w:r>
             <w:r>
+              <w:rPr>
+                <w:rFonts w:ascii="標楷體" w:hAnsi="標楷體" w:cs="標楷體" w:eastAsia="標楷體"/>
+              </w:rPr>
               <w:t>(公噸CO2e/年)</w:t>
             </w:r>
             <w:r>
+              <w:rPr>
+                <w:rFonts w:ascii="標楷體" w:hAnsi="標楷體" w:cs="標楷體" w:eastAsia="標楷體"/>
+              </w:rPr>
               <w:br/>
             </w:r>
           </w:p>
@@ -9008,6 +9567,9 @@
           <w:p>
             <w:pPr/>
             <w:r>
+              <w:rPr>
+                <w:rFonts w:ascii="標楷體" w:hAnsi="標楷體" w:cs="標楷體" w:eastAsia="標楷體"/>
+              </w:rPr>
               <w:t>類別一</w:t>
             </w:r>
           </w:p>
@@ -9019,6 +9581,9 @@
           <w:p>
             <w:pPr/>
             <w:r>
+              <w:rPr>
+                <w:rFonts w:ascii="標楷體" w:hAnsi="標楷體" w:cs="標楷體" w:eastAsia="標楷體"/>
+              </w:rPr>
               <w:t>移動</w:t>
             </w:r>
           </w:p>
@@ -9030,6 +9595,9 @@
           <w:p>
             <w:pPr/>
             <w:r>
+              <w:rPr>
+                <w:rFonts w:ascii="標楷體" w:hAnsi="標楷體" w:cs="標楷體" w:eastAsia="標楷體"/>
+              </w:rPr>
               <w:t>1000.0000公升</w:t>
             </w:r>
           </w:p>
@@ -9041,6 +9609,9 @@
           <w:p>
             <w:pPr/>
             <w:r>
+              <w:rPr>
+                <w:rFonts w:ascii="標楷體" w:hAnsi="標楷體" w:cs="標楷體" w:eastAsia="標楷體"/>
+              </w:rPr>
               <w:t>CH4</w:t>
             </w:r>
           </w:p>
@@ -9052,6 +9623,9 @@
           <w:p>
             <w:pPr/>
             <w:r>
+              <w:rPr>
+                <w:rFonts w:ascii="標楷體" w:hAnsi="標楷體" w:cs="標楷體" w:eastAsia="標楷體"/>
+              </w:rPr>
               <w:t>0.0001371596公噸/公升</w:t>
             </w:r>
           </w:p>
@@ -9063,6 +9637,9 @@
           <w:p>
             <w:pPr/>
             <w:r>
+              <w:rPr>
+                <w:rFonts w:ascii="標楷體" w:hAnsi="標楷體" w:cs="標楷體" w:eastAsia="標楷體"/>
+              </w:rPr>
               <w:t>係數來源</w:t>
             </w:r>
           </w:p>
@@ -9074,12 +9651,21 @@
           <w:p>
             <w:pPr/>
             <w:r>
+              <w:rPr>
+                <w:rFonts w:ascii="標楷體" w:hAnsi="標楷體" w:cs="標楷體" w:eastAsia="標楷體"/>
+              </w:rPr>
               <w:t>排放量</w:t>
             </w:r>
             <w:r>
+              <w:rPr>
+                <w:rFonts w:ascii="標楷體" w:hAnsi="標楷體" w:cs="標楷體" w:eastAsia="標楷體"/>
+              </w:rPr>
               <w:br/>
             </w:r>
             <w:r>
+              <w:rPr>
+                <w:rFonts w:ascii="標楷體" w:hAnsi="標楷體" w:cs="標楷體" w:eastAsia="標楷體"/>
+              </w:rPr>
               <w:t>(公噸/年)</w:t>
             </w:r>
           </w:p>
@@ -9091,6 +9677,9 @@
           <w:p>
             <w:pPr/>
             <w:r>
+              <w:rPr>
+                <w:rFonts w:ascii="標楷體" w:hAnsi="標楷體" w:cs="標楷體" w:eastAsia="標楷體"/>
+              </w:rPr>
               <w:t>27.9000000000</w:t>
             </w:r>
           </w:p>
@@ -9102,6 +9691,9 @@
           <w:p>
             <w:pPr/>
             <w:r>
+              <w:rPr>
+                <w:rFonts w:ascii="標楷體" w:hAnsi="標楷體" w:cs="標楷體" w:eastAsia="標楷體"/>
+              </w:rPr>
               <w:t>0.0001371596</w:t>
             </w:r>
           </w:p>
@@ -9115,6 +9707,9 @@
           <w:p>
             <w:pPr/>
             <w:r>
+              <w:rPr>
+                <w:rFonts w:ascii="標楷體" w:hAnsi="標楷體" w:cs="標楷體" w:eastAsia="標楷體"/>
+              </w:rPr>
               <w:t>類別一</w:t>
             </w:r>
           </w:p>
@@ -9126,6 +9721,9 @@
           <w:p>
             <w:pPr/>
             <w:r>
+              <w:rPr>
+                <w:rFonts w:ascii="標楷體" w:hAnsi="標楷體" w:cs="標楷體" w:eastAsia="標楷體"/>
+              </w:rPr>
               <w:t>移動</w:t>
             </w:r>
           </w:p>
@@ -9137,6 +9735,9 @@
           <w:p>
             <w:pPr/>
             <w:r>
+              <w:rPr>
+                <w:rFonts w:ascii="標楷體" w:hAnsi="標楷體" w:cs="標楷體" w:eastAsia="標楷體"/>
+              </w:rPr>
               <w:t>1000.0000公升</w:t>
             </w:r>
           </w:p>
@@ -9148,6 +9749,9 @@
           <w:p>
             <w:pPr/>
             <w:r>
+              <w:rPr>
+                <w:rFonts w:ascii="標楷體" w:hAnsi="標楷體" w:cs="標楷體" w:eastAsia="標楷體"/>
+              </w:rPr>
               <w:t>CH4</w:t>
             </w:r>
           </w:p>
@@ -9159,6 +9763,9 @@
           <w:p>
             <w:pPr/>
             <w:r>
+              <w:rPr>
+                <w:rFonts w:ascii="標楷體" w:hAnsi="標楷體" w:cs="標楷體" w:eastAsia="標楷體"/>
+              </w:rPr>
               <w:t>0.0008164260公噸/公升</w:t>
             </w:r>
           </w:p>
@@ -9170,6 +9777,9 @@
           <w:p>
             <w:pPr/>
             <w:r>
+              <w:rPr>
+                <w:rFonts w:ascii="標楷體" w:hAnsi="標楷體" w:cs="標楷體" w:eastAsia="標楷體"/>
+              </w:rPr>
               <w:t>係數來源</w:t>
             </w:r>
           </w:p>
@@ -9181,12 +9791,21 @@
           <w:p>
             <w:pPr/>
             <w:r>
+              <w:rPr>
+                <w:rFonts w:ascii="標楷體" w:hAnsi="標楷體" w:cs="標楷體" w:eastAsia="標楷體"/>
+              </w:rPr>
               <w:t>排放量</w:t>
             </w:r>
             <w:r>
+              <w:rPr>
+                <w:rFonts w:ascii="標楷體" w:hAnsi="標楷體" w:cs="標楷體" w:eastAsia="標楷體"/>
+              </w:rPr>
               <w:br/>
             </w:r>
             <w:r>
+              <w:rPr>
+                <w:rFonts w:ascii="標楷體" w:hAnsi="標楷體" w:cs="標楷體" w:eastAsia="標楷體"/>
+              </w:rPr>
               <w:t>(公噸/年)</w:t>
             </w:r>
           </w:p>
@@ -9198,6 +9817,9 @@
           <w:p>
             <w:pPr/>
             <w:r>
+              <w:rPr>
+                <w:rFonts w:ascii="標楷體" w:hAnsi="標楷體" w:cs="標楷體" w:eastAsia="標楷體"/>
+              </w:rPr>
               <w:t>27.9000000000</w:t>
             </w:r>
           </w:p>
@@ -9209,6 +9831,9 @@
           <w:p>
             <w:pPr/>
             <w:r>
+              <w:rPr>
+                <w:rFonts w:ascii="標楷體" w:hAnsi="標楷體" w:cs="標楷體" w:eastAsia="標楷體"/>
+              </w:rPr>
               <w:t>0.0008164260</w:t>
             </w:r>
           </w:p>
@@ -9355,7 +9980,7 @@
     </w:p>
     <w:tbl>
       <w:tblPr>
-        <w:tblStyle w:val="TableGrid"/>
+        <w:tblStyle w:val="MediumShading1-Accent3"/>
         <w:tblW w:w="5000" w:type="auto"/>
         <w:tblLook w:val="04A0"/>
       </w:tblPr>
@@ -9378,6 +10003,9 @@
           <w:p>
             <w:pPr/>
             <w:r>
+              <w:rPr>
+                <w:rFonts w:ascii="標楷體" w:hAnsi="標楷體" w:cs="標楷體" w:eastAsia="標楷體"/>
+              </w:rPr>
               <w:t>類別</w:t>
             </w:r>
           </w:p>
@@ -9389,6 +10017,9 @@
           <w:p>
             <w:pPr/>
             <w:r>
+              <w:rPr>
+                <w:rFonts w:ascii="標楷體" w:hAnsi="標楷體" w:cs="標楷體" w:eastAsia="標楷體"/>
+              </w:rPr>
               <w:t>排放型式</w:t>
             </w:r>
           </w:p>
@@ -9400,6 +10031,9 @@
           <w:p>
             <w:pPr/>
             <w:r>
+              <w:rPr>
+                <w:rFonts w:ascii="標楷體" w:hAnsi="標楷體" w:cs="標楷體" w:eastAsia="標楷體"/>
+              </w:rPr>
               <w:t>活動數據</w:t>
             </w:r>
           </w:p>
@@ -9411,6 +10045,9 @@
           <w:p>
             <w:pPr/>
             <w:r>
+              <w:rPr>
+                <w:rFonts w:ascii="標楷體" w:hAnsi="標楷體" w:cs="標楷體" w:eastAsia="標楷體"/>
+              </w:rPr>
               <w:t>溫室氣體</w:t>
             </w:r>
           </w:p>
@@ -9422,6 +10059,9 @@
           <w:p>
             <w:pPr/>
             <w:r>
+              <w:rPr>
+                <w:rFonts w:ascii="標楷體" w:hAnsi="標楷體" w:cs="標楷體" w:eastAsia="標楷體"/>
+              </w:rPr>
               <w:t>排放係數</w:t>
             </w:r>
           </w:p>
@@ -9433,6 +10073,9 @@
           <w:p>
             <w:pPr/>
             <w:r>
+              <w:rPr>
+                <w:rFonts w:ascii="標楷體" w:hAnsi="標楷體" w:cs="標楷體" w:eastAsia="標楷體"/>
+              </w:rPr>
               <w:t>係數來源</w:t>
             </w:r>
           </w:p>
@@ -9444,12 +10087,21 @@
           <w:p>
             <w:pPr/>
             <w:r>
+              <w:rPr>
+                <w:rFonts w:ascii="標楷體" w:hAnsi="標楷體" w:cs="標楷體" w:eastAsia="標楷體"/>
+              </w:rPr>
               <w:t>排放量</w:t>
             </w:r>
             <w:r>
+              <w:rPr>
+                <w:rFonts w:ascii="標楷體" w:hAnsi="標楷體" w:cs="標楷體" w:eastAsia="標楷體"/>
+              </w:rPr>
               <w:br/>
             </w:r>
             <w:r>
+              <w:rPr>
+                <w:rFonts w:ascii="標楷體" w:hAnsi="標楷體" w:cs="標楷體" w:eastAsia="標楷體"/>
+              </w:rPr>
               <w:t>(公噸/年)</w:t>
             </w:r>
           </w:p>
@@ -9461,6 +10113,9 @@
           <w:p>
             <w:pPr/>
             <w:r>
+              <w:rPr>
+                <w:rFonts w:ascii="標楷體" w:hAnsi="標楷體" w:cs="標楷體" w:eastAsia="標楷體"/>
+              </w:rPr>
               <w:t>GWP</w:t>
             </w:r>
           </w:p>
@@ -9472,15 +10127,27 @@
           <w:p>
             <w:pPr/>
             <w:r>
+              <w:rPr>
+                <w:rFonts w:ascii="標楷體" w:hAnsi="標楷體" w:cs="標楷體" w:eastAsia="標楷體"/>
+              </w:rPr>
               <w:t>排放當量</w:t>
             </w:r>
             <w:r>
+              <w:rPr>
+                <w:rFonts w:ascii="標楷體" w:hAnsi="標楷體" w:cs="標楷體" w:eastAsia="標楷體"/>
+              </w:rPr>
               <w:br/>
             </w:r>
             <w:r>
+              <w:rPr>
+                <w:rFonts w:ascii="標楷體" w:hAnsi="標楷體" w:cs="標楷體" w:eastAsia="標楷體"/>
+              </w:rPr>
               <w:t>(公噸CO2e/年)</w:t>
             </w:r>
             <w:r>
+              <w:rPr>
+                <w:rFonts w:ascii="標楷體" w:hAnsi="標楷體" w:cs="標楷體" w:eastAsia="標楷體"/>
+              </w:rPr>
               <w:br/>
             </w:r>
           </w:p>
@@ -9494,6 +10161,9 @@
           <w:p>
             <w:pPr/>
             <w:r>
+              <w:rPr>
+                <w:rFonts w:ascii="標楷體" w:hAnsi="標楷體" w:cs="標楷體" w:eastAsia="標楷體"/>
+              </w:rPr>
               <w:t>類別一</w:t>
             </w:r>
           </w:p>
@@ -9505,6 +10175,9 @@
           <w:p>
             <w:pPr/>
             <w:r>
+              <w:rPr>
+                <w:rFonts w:ascii="標楷體" w:hAnsi="標楷體" w:cs="標楷體" w:eastAsia="標楷體"/>
+              </w:rPr>
               <w:t>移動</w:t>
             </w:r>
           </w:p>
@@ -9516,6 +10189,9 @@
           <w:p>
             <w:pPr/>
             <w:r>
+              <w:rPr>
+                <w:rFonts w:ascii="標楷體" w:hAnsi="標楷體" w:cs="標楷體" w:eastAsia="標楷體"/>
+              </w:rPr>
               <w:t>1000.0000公升</w:t>
             </w:r>
           </w:p>
@@ -9527,6 +10203,9 @@
           <w:p>
             <w:pPr/>
             <w:r>
+              <w:rPr>
+                <w:rFonts w:ascii="標楷體" w:hAnsi="標楷體" w:cs="標楷體" w:eastAsia="標楷體"/>
+              </w:rPr>
               <w:t>N2O</w:t>
             </w:r>
           </w:p>
@@ -9538,6 +10217,9 @@
           <w:p>
             <w:pPr/>
             <w:r>
+              <w:rPr>
+                <w:rFonts w:ascii="標楷體" w:hAnsi="標楷體" w:cs="標楷體" w:eastAsia="標楷體"/>
+              </w:rPr>
               <w:t>0.0001371596公噸/公升</w:t>
             </w:r>
           </w:p>
@@ -9549,6 +10231,9 @@
           <w:p>
             <w:pPr/>
             <w:r>
+              <w:rPr>
+                <w:rFonts w:ascii="標楷體" w:hAnsi="標楷體" w:cs="標楷體" w:eastAsia="標楷體"/>
+              </w:rPr>
               <w:t>係數來源</w:t>
             </w:r>
           </w:p>
@@ -9560,12 +10245,21 @@
           <w:p>
             <w:pPr/>
             <w:r>
+              <w:rPr>
+                <w:rFonts w:ascii="標楷體" w:hAnsi="標楷體" w:cs="標楷體" w:eastAsia="標楷體"/>
+              </w:rPr>
               <w:t>排放量</w:t>
             </w:r>
             <w:r>
+              <w:rPr>
+                <w:rFonts w:ascii="標楷體" w:hAnsi="標楷體" w:cs="標楷體" w:eastAsia="標楷體"/>
+              </w:rPr>
               <w:br/>
             </w:r>
             <w:r>
+              <w:rPr>
+                <w:rFonts w:ascii="標楷體" w:hAnsi="標楷體" w:cs="標楷體" w:eastAsia="標楷體"/>
+              </w:rPr>
               <w:t>(公噸/年)</w:t>
             </w:r>
           </w:p>
@@ -9577,6 +10271,9 @@
           <w:p>
             <w:pPr/>
             <w:r>
+              <w:rPr>
+                <w:rFonts w:ascii="標楷體" w:hAnsi="標楷體" w:cs="標楷體" w:eastAsia="標楷體"/>
+              </w:rPr>
               <w:t>273.0000000000</w:t>
             </w:r>
           </w:p>
@@ -9588,6 +10285,9 @@
           <w:p>
             <w:pPr/>
             <w:r>
+              <w:rPr>
+                <w:rFonts w:ascii="標楷體" w:hAnsi="標楷體" w:cs="標楷體" w:eastAsia="標楷體"/>
+              </w:rPr>
               <w:t>0.0001371596</w:t>
             </w:r>
           </w:p>
@@ -9601,6 +10301,9 @@
           <w:p>
             <w:pPr/>
             <w:r>
+              <w:rPr>
+                <w:rFonts w:ascii="標楷體" w:hAnsi="標楷體" w:cs="標楷體" w:eastAsia="標楷體"/>
+              </w:rPr>
               <w:t>類別一</w:t>
             </w:r>
           </w:p>
@@ -9612,6 +10315,9 @@
           <w:p>
             <w:pPr/>
             <w:r>
+              <w:rPr>
+                <w:rFonts w:ascii="標楷體" w:hAnsi="標楷體" w:cs="標楷體" w:eastAsia="標楷體"/>
+              </w:rPr>
               <w:t>移動</w:t>
             </w:r>
           </w:p>
@@ -9623,6 +10329,9 @@
           <w:p>
             <w:pPr/>
             <w:r>
+              <w:rPr>
+                <w:rFonts w:ascii="標楷體" w:hAnsi="標楷體" w:cs="標楷體" w:eastAsia="標楷體"/>
+              </w:rPr>
               <w:t>1000.0000公升</w:t>
             </w:r>
           </w:p>
@@ -9634,6 +10343,9 @@
           <w:p>
             <w:pPr/>
             <w:r>
+              <w:rPr>
+                <w:rFonts w:ascii="標楷體" w:hAnsi="標楷體" w:cs="標楷體" w:eastAsia="標楷體"/>
+              </w:rPr>
               <w:t>N2O</w:t>
             </w:r>
           </w:p>
@@ -9645,6 +10357,9 @@
           <w:p>
             <w:pPr/>
             <w:r>
+              <w:rPr>
+                <w:rFonts w:ascii="標楷體" w:hAnsi="標楷體" w:cs="標楷體" w:eastAsia="標楷體"/>
+              </w:rPr>
               <w:t>0.0002612563公噸/公升</w:t>
             </w:r>
           </w:p>
@@ -9656,6 +10371,9 @@
           <w:p>
             <w:pPr/>
             <w:r>
+              <w:rPr>
+                <w:rFonts w:ascii="標楷體" w:hAnsi="標楷體" w:cs="標楷體" w:eastAsia="標楷體"/>
+              </w:rPr>
               <w:t>係數來源</w:t>
             </w:r>
           </w:p>
@@ -9667,12 +10385,21 @@
           <w:p>
             <w:pPr/>
             <w:r>
+              <w:rPr>
+                <w:rFonts w:ascii="標楷體" w:hAnsi="標楷體" w:cs="標楷體" w:eastAsia="標楷體"/>
+              </w:rPr>
               <w:t>排放量</w:t>
             </w:r>
             <w:r>
+              <w:rPr>
+                <w:rFonts w:ascii="標楷體" w:hAnsi="標楷體" w:cs="標楷體" w:eastAsia="標楷體"/>
+              </w:rPr>
               <w:br/>
             </w:r>
             <w:r>
+              <w:rPr>
+                <w:rFonts w:ascii="標楷體" w:hAnsi="標楷體" w:cs="標楷體" w:eastAsia="標楷體"/>
+              </w:rPr>
               <w:t>(公噸/年)</w:t>
             </w:r>
           </w:p>
@@ -9684,6 +10411,9 @@
           <w:p>
             <w:pPr/>
             <w:r>
+              <w:rPr>
+                <w:rFonts w:ascii="標楷體" w:hAnsi="標楷體" w:cs="標楷體" w:eastAsia="標楷體"/>
+              </w:rPr>
               <w:t>273.0000000000</w:t>
             </w:r>
           </w:p>
@@ -9695,6 +10425,9 @@
           <w:p>
             <w:pPr/>
             <w:r>
+              <w:rPr>
+                <w:rFonts w:ascii="標楷體" w:hAnsi="標楷體" w:cs="標楷體" w:eastAsia="標楷體"/>
+              </w:rPr>
               <w:t>0.0002612563</w:t>
             </w:r>
           </w:p>
@@ -10166,7 +10899,7 @@
     </w:p>
     <w:tbl>
       <w:tblPr>
-        <w:tblStyle w:val="TableGrid"/>
+        <w:tblStyle w:val="MediumShading1-Accent3"/>
         <w:tblW w:w="5000" w:type="auto"/>
         <w:tblLook w:val="04A0"/>
       </w:tblPr>
@@ -10189,6 +10922,9 @@
           <w:p>
             <w:pPr/>
             <w:r>
+              <w:rPr>
+                <w:rFonts w:ascii="標楷體" w:hAnsi="標楷體" w:cs="標楷體" w:eastAsia="標楷體"/>
+              </w:rPr>
               <w:t>類別</w:t>
             </w:r>
           </w:p>
@@ -10200,6 +10936,9 @@
           <w:p>
             <w:pPr/>
             <w:r>
+              <w:rPr>
+                <w:rFonts w:ascii="標楷體" w:hAnsi="標楷體" w:cs="標楷體" w:eastAsia="標楷體"/>
+              </w:rPr>
               <w:t>排放型式</w:t>
             </w:r>
           </w:p>
@@ -10211,6 +10950,9 @@
           <w:p>
             <w:pPr/>
             <w:r>
+              <w:rPr>
+                <w:rFonts w:ascii="標楷體" w:hAnsi="標楷體" w:cs="標楷體" w:eastAsia="標楷體"/>
+              </w:rPr>
               <w:t>活動數據</w:t>
             </w:r>
           </w:p>
@@ -10222,6 +10964,9 @@
           <w:p>
             <w:pPr/>
             <w:r>
+              <w:rPr>
+                <w:rFonts w:ascii="標楷體" w:hAnsi="標楷體" w:cs="標楷體" w:eastAsia="標楷體"/>
+              </w:rPr>
               <w:t>溫室氣體</w:t>
             </w:r>
           </w:p>
@@ -10233,6 +10978,9 @@
           <w:p>
             <w:pPr/>
             <w:r>
+              <w:rPr>
+                <w:rFonts w:ascii="標楷體" w:hAnsi="標楷體" w:cs="標楷體" w:eastAsia="標楷體"/>
+              </w:rPr>
               <w:t>排放係數</w:t>
             </w:r>
           </w:p>
@@ -10244,6 +10992,9 @@
           <w:p>
             <w:pPr/>
             <w:r>
+              <w:rPr>
+                <w:rFonts w:ascii="標楷體" w:hAnsi="標楷體" w:cs="標楷體" w:eastAsia="標楷體"/>
+              </w:rPr>
               <w:t>係數來源</w:t>
             </w:r>
           </w:p>
@@ -10255,12 +11006,21 @@
           <w:p>
             <w:pPr/>
             <w:r>
+              <w:rPr>
+                <w:rFonts w:ascii="標楷體" w:hAnsi="標楷體" w:cs="標楷體" w:eastAsia="標楷體"/>
+              </w:rPr>
               <w:t>排放量</w:t>
             </w:r>
             <w:r>
+              <w:rPr>
+                <w:rFonts w:ascii="標楷體" w:hAnsi="標楷體" w:cs="標楷體" w:eastAsia="標楷體"/>
+              </w:rPr>
               <w:br/>
             </w:r>
             <w:r>
+              <w:rPr>
+                <w:rFonts w:ascii="標楷體" w:hAnsi="標楷體" w:cs="標楷體" w:eastAsia="標楷體"/>
+              </w:rPr>
               <w:t>(公噸/年)</w:t>
             </w:r>
           </w:p>
@@ -10272,6 +11032,9 @@
           <w:p>
             <w:pPr/>
             <w:r>
+              <w:rPr>
+                <w:rFonts w:ascii="標楷體" w:hAnsi="標楷體" w:cs="標楷體" w:eastAsia="標楷體"/>
+              </w:rPr>
               <w:t>GWP</w:t>
             </w:r>
           </w:p>
@@ -10283,15 +11046,27 @@
           <w:p>
             <w:pPr/>
             <w:r>
+              <w:rPr>
+                <w:rFonts w:ascii="標楷體" w:hAnsi="標楷體" w:cs="標楷體" w:eastAsia="標楷體"/>
+              </w:rPr>
               <w:t>排放當量</w:t>
             </w:r>
             <w:r>
+              <w:rPr>
+                <w:rFonts w:ascii="標楷體" w:hAnsi="標楷體" w:cs="標楷體" w:eastAsia="標楷體"/>
+              </w:rPr>
               <w:br/>
             </w:r>
             <w:r>
+              <w:rPr>
+                <w:rFonts w:ascii="標楷體" w:hAnsi="標楷體" w:cs="標楷體" w:eastAsia="標楷體"/>
+              </w:rPr>
               <w:t>(公噸CO2e/年)</w:t>
             </w:r>
             <w:r>
+              <w:rPr>
+                <w:rFonts w:ascii="標楷體" w:hAnsi="標楷體" w:cs="標楷體" w:eastAsia="標楷體"/>
+              </w:rPr>
               <w:br/>
             </w:r>
           </w:p>
@@ -10305,6 +11080,9 @@
           <w:p>
             <w:pPr/>
             <w:r>
+              <w:rPr>
+                <w:rFonts w:ascii="標楷體" w:hAnsi="標楷體" w:cs="標楷體" w:eastAsia="標楷體"/>
+              </w:rPr>
               <w:t>類別一</w:t>
             </w:r>
           </w:p>
@@ -10316,6 +11094,9 @@
           <w:p>
             <w:pPr/>
             <w:r>
+              <w:rPr>
+                <w:rFonts w:ascii="標楷體" w:hAnsi="標楷體" w:cs="標楷體" w:eastAsia="標楷體"/>
+              </w:rPr>
               <w:t>逸散</w:t>
             </w:r>
           </w:p>
@@ -10327,6 +11108,9 @@
           <w:p>
             <w:pPr/>
             <w:r>
+              <w:rPr>
+                <w:rFonts w:ascii="標楷體" w:hAnsi="標楷體" w:cs="標楷體" w:eastAsia="標楷體"/>
+              </w:rPr>
               <w:t>50.0000人</w:t>
             </w:r>
           </w:p>
@@ -10338,6 +11122,9 @@
           <w:p>
             <w:pPr/>
             <w:r>
+              <w:rPr>
+                <w:rFonts w:ascii="標楷體" w:hAnsi="標楷體" w:cs="標楷體" w:eastAsia="標楷體"/>
+              </w:rPr>
               <w:t>CH4</w:t>
             </w:r>
           </w:p>
@@ -10349,6 +11136,9 @@
           <w:p>
             <w:pPr/>
             <w:r>
+              <w:rPr>
+                <w:rFonts w:ascii="標楷體" w:hAnsi="標楷體" w:cs="標楷體" w:eastAsia="標楷體"/>
+              </w:rPr>
               <w:t>0.0031875000公噸/人</w:t>
             </w:r>
           </w:p>
@@ -10360,6 +11150,9 @@
           <w:p>
             <w:pPr/>
             <w:r>
+              <w:rPr>
+                <w:rFonts w:ascii="標楷體" w:hAnsi="標楷體" w:cs="標楷體" w:eastAsia="標楷體"/>
+              </w:rPr>
               <w:t>係數來源</w:t>
             </w:r>
           </w:p>
@@ -10371,12 +11164,21 @@
           <w:p>
             <w:pPr/>
             <w:r>
+              <w:rPr>
+                <w:rFonts w:ascii="標楷體" w:hAnsi="標楷體" w:cs="標楷體" w:eastAsia="標楷體"/>
+              </w:rPr>
               <w:t>排放量</w:t>
             </w:r>
             <w:r>
+              <w:rPr>
+                <w:rFonts w:ascii="標楷體" w:hAnsi="標楷體" w:cs="標楷體" w:eastAsia="標楷體"/>
+              </w:rPr>
               <w:br/>
             </w:r>
             <w:r>
+              <w:rPr>
+                <w:rFonts w:ascii="標楷體" w:hAnsi="標楷體" w:cs="標楷體" w:eastAsia="標楷體"/>
+              </w:rPr>
               <w:t>(公噸/年)</w:t>
             </w:r>
           </w:p>
@@ -10388,6 +11190,9 @@
           <w:p>
             <w:pPr/>
             <w:r>
+              <w:rPr>
+                <w:rFonts w:ascii="標楷體" w:hAnsi="標楷體" w:cs="標楷體" w:eastAsia="標楷體"/>
+              </w:rPr>
               <w:t>27.9000000000</w:t>
             </w:r>
           </w:p>
@@ -10399,6 +11204,9 @@
           <w:p>
             <w:pPr/>
             <w:r>
+              <w:rPr>
+                <w:rFonts w:ascii="標楷體" w:hAnsi="標楷體" w:cs="標楷體" w:eastAsia="標楷體"/>
+              </w:rPr>
               <w:t>0.0001593750</w:t>
             </w:r>
           </w:p>
@@ -10860,7 +11668,7 @@
     </w:p>
     <w:tbl>
       <w:tblPr>
-        <w:tblStyle w:val="TableGrid"/>
+        <w:tblStyle w:val="MediumShading1-Accent3"/>
         <w:tblW w:w="5000" w:type="auto"/>
         <w:tblLook w:val="04A0"/>
       </w:tblPr>
@@ -10883,6 +11691,9 @@
           <w:p>
             <w:pPr/>
             <w:r>
+              <w:rPr>
+                <w:rFonts w:ascii="標楷體" w:hAnsi="標楷體" w:cs="標楷體" w:eastAsia="標楷體"/>
+              </w:rPr>
               <w:t>類別</w:t>
             </w:r>
           </w:p>
@@ -10894,6 +11705,9 @@
           <w:p>
             <w:pPr/>
             <w:r>
+              <w:rPr>
+                <w:rFonts w:ascii="標楷體" w:hAnsi="標楷體" w:cs="標楷體" w:eastAsia="標楷體"/>
+              </w:rPr>
               <w:t>排放型式</w:t>
             </w:r>
           </w:p>
@@ -10905,6 +11719,9 @@
           <w:p>
             <w:pPr/>
             <w:r>
+              <w:rPr>
+                <w:rFonts w:ascii="標楷體" w:hAnsi="標楷體" w:cs="標楷體" w:eastAsia="標楷體"/>
+              </w:rPr>
               <w:t>活動數據</w:t>
             </w:r>
           </w:p>
@@ -10916,6 +11733,9 @@
           <w:p>
             <w:pPr/>
             <w:r>
+              <w:rPr>
+                <w:rFonts w:ascii="標楷體" w:hAnsi="標楷體" w:cs="標楷體" w:eastAsia="標楷體"/>
+              </w:rPr>
               <w:t>溫室氣體</w:t>
             </w:r>
           </w:p>
@@ -10927,6 +11747,9 @@
           <w:p>
             <w:pPr/>
             <w:r>
+              <w:rPr>
+                <w:rFonts w:ascii="標楷體" w:hAnsi="標楷體" w:cs="標楷體" w:eastAsia="標楷體"/>
+              </w:rPr>
               <w:t>排放係數</w:t>
             </w:r>
           </w:p>
@@ -10938,6 +11761,9 @@
           <w:p>
             <w:pPr/>
             <w:r>
+              <w:rPr>
+                <w:rFonts w:ascii="標楷體" w:hAnsi="標楷體" w:cs="標楷體" w:eastAsia="標楷體"/>
+              </w:rPr>
               <w:t>係數來源</w:t>
             </w:r>
           </w:p>
@@ -10949,12 +11775,21 @@
           <w:p>
             <w:pPr/>
             <w:r>
+              <w:rPr>
+                <w:rFonts w:ascii="標楷體" w:hAnsi="標楷體" w:cs="標楷體" w:eastAsia="標楷體"/>
+              </w:rPr>
               <w:t>排放量</w:t>
             </w:r>
             <w:r>
+              <w:rPr>
+                <w:rFonts w:ascii="標楷體" w:hAnsi="標楷體" w:cs="標楷體" w:eastAsia="標楷體"/>
+              </w:rPr>
               <w:br/>
             </w:r>
             <w:r>
+              <w:rPr>
+                <w:rFonts w:ascii="標楷體" w:hAnsi="標楷體" w:cs="標楷體" w:eastAsia="標楷體"/>
+              </w:rPr>
               <w:t>(公噸/年)</w:t>
             </w:r>
           </w:p>
@@ -10966,6 +11801,9 @@
           <w:p>
             <w:pPr/>
             <w:r>
+              <w:rPr>
+                <w:rFonts w:ascii="標楷體" w:hAnsi="標楷體" w:cs="標楷體" w:eastAsia="標楷體"/>
+              </w:rPr>
               <w:t>GWP</w:t>
             </w:r>
           </w:p>
@@ -10977,15 +11815,27 @@
           <w:p>
             <w:pPr/>
             <w:r>
+              <w:rPr>
+                <w:rFonts w:ascii="標楷體" w:hAnsi="標楷體" w:cs="標楷體" w:eastAsia="標楷體"/>
+              </w:rPr>
               <w:t>排放當量</w:t>
             </w:r>
             <w:r>
+              <w:rPr>
+                <w:rFonts w:ascii="標楷體" w:hAnsi="標楷體" w:cs="標楷體" w:eastAsia="標楷體"/>
+              </w:rPr>
               <w:br/>
             </w:r>
             <w:r>
+              <w:rPr>
+                <w:rFonts w:ascii="標楷體" w:hAnsi="標楷體" w:cs="標楷體" w:eastAsia="標楷體"/>
+              </w:rPr>
               <w:t>(公噸CO2e/年)</w:t>
             </w:r>
             <w:r>
+              <w:rPr>
+                <w:rFonts w:ascii="標楷體" w:hAnsi="標楷體" w:cs="標楷體" w:eastAsia="標楷體"/>
+              </w:rPr>
               <w:br/>
             </w:r>
           </w:p>
@@ -12743,7 +13593,7 @@
     </w:p>
     <w:tbl>
       <w:tblPr>
-        <w:tblStyle w:val="TableGrid"/>
+        <w:tblStyle w:val="MediumShading1-Accent3"/>
         <w:tblW w:w="5000" w:type="auto"/>
         <w:tblLook w:val="04A0"/>
       </w:tblPr>
@@ -12766,6 +13616,9 @@
           <w:p>
             <w:pPr/>
             <w:r>
+              <w:rPr>
+                <w:rFonts w:ascii="標楷體" w:hAnsi="標楷體" w:cs="標楷體" w:eastAsia="標楷體"/>
+              </w:rPr>
               <w:t>類別</w:t>
             </w:r>
           </w:p>
@@ -12777,6 +13630,9 @@
           <w:p>
             <w:pPr/>
             <w:r>
+              <w:rPr>
+                <w:rFonts w:ascii="標楷體" w:hAnsi="標楷體" w:cs="標楷體" w:eastAsia="標楷體"/>
+              </w:rPr>
               <w:t>排放型式</w:t>
             </w:r>
           </w:p>
@@ -12788,6 +13644,9 @@
           <w:p>
             <w:pPr/>
             <w:r>
+              <w:rPr>
+                <w:rFonts w:ascii="標楷體" w:hAnsi="標楷體" w:cs="標楷體" w:eastAsia="標楷體"/>
+              </w:rPr>
               <w:t>活動數據</w:t>
             </w:r>
           </w:p>
@@ -12799,6 +13658,9 @@
           <w:p>
             <w:pPr/>
             <w:r>
+              <w:rPr>
+                <w:rFonts w:ascii="標楷體" w:hAnsi="標楷體" w:cs="標楷體" w:eastAsia="標楷體"/>
+              </w:rPr>
               <w:t>溫室氣體</w:t>
             </w:r>
           </w:p>
@@ -12810,6 +13672,9 @@
           <w:p>
             <w:pPr/>
             <w:r>
+              <w:rPr>
+                <w:rFonts w:ascii="標楷體" w:hAnsi="標楷體" w:cs="標楷體" w:eastAsia="標楷體"/>
+              </w:rPr>
               <w:t>排放係數</w:t>
             </w:r>
           </w:p>
@@ -12821,6 +13686,9 @@
           <w:p>
             <w:pPr/>
             <w:r>
+              <w:rPr>
+                <w:rFonts w:ascii="標楷體" w:hAnsi="標楷體" w:cs="標楷體" w:eastAsia="標楷體"/>
+              </w:rPr>
               <w:t>係數來源</w:t>
             </w:r>
           </w:p>
@@ -12832,12 +13700,21 @@
           <w:p>
             <w:pPr/>
             <w:r>
+              <w:rPr>
+                <w:rFonts w:ascii="標楷體" w:hAnsi="標楷體" w:cs="標楷體" w:eastAsia="標楷體"/>
+              </w:rPr>
               <w:t>排放量</w:t>
             </w:r>
             <w:r>
+              <w:rPr>
+                <w:rFonts w:ascii="標楷體" w:hAnsi="標楷體" w:cs="標楷體" w:eastAsia="標楷體"/>
+              </w:rPr>
               <w:br/>
             </w:r>
             <w:r>
+              <w:rPr>
+                <w:rFonts w:ascii="標楷體" w:hAnsi="標楷體" w:cs="標楷體" w:eastAsia="標楷體"/>
+              </w:rPr>
               <w:t>(公噸/年)</w:t>
             </w:r>
           </w:p>
@@ -12849,6 +13726,9 @@
           <w:p>
             <w:pPr/>
             <w:r>
+              <w:rPr>
+                <w:rFonts w:ascii="標楷體" w:hAnsi="標楷體" w:cs="標楷體" w:eastAsia="標楷體"/>
+              </w:rPr>
               <w:t>GWP</w:t>
             </w:r>
           </w:p>
@@ -12860,15 +13740,27 @@
           <w:p>
             <w:pPr/>
             <w:r>
+              <w:rPr>
+                <w:rFonts w:ascii="標楷體" w:hAnsi="標楷體" w:cs="標楷體" w:eastAsia="標楷體"/>
+              </w:rPr>
               <w:t>排放當量</w:t>
             </w:r>
             <w:r>
+              <w:rPr>
+                <w:rFonts w:ascii="標楷體" w:hAnsi="標楷體" w:cs="標楷體" w:eastAsia="標楷體"/>
+              </w:rPr>
               <w:br/>
             </w:r>
             <w:r>
+              <w:rPr>
+                <w:rFonts w:ascii="標楷體" w:hAnsi="標楷體" w:cs="標楷體" w:eastAsia="標楷體"/>
+              </w:rPr>
               <w:t>(公噸CO2e/年)</w:t>
             </w:r>
             <w:r>
+              <w:rPr>
+                <w:rFonts w:ascii="標楷體" w:hAnsi="標楷體" w:cs="標楷體" w:eastAsia="標楷體"/>
+              </w:rPr>
               <w:br/>
             </w:r>
           </w:p>
@@ -12882,6 +13774,9 @@
           <w:p>
             <w:pPr/>
             <w:r>
+              <w:rPr>
+                <w:rFonts w:ascii="標楷體" w:hAnsi="標楷體" w:cs="標楷體" w:eastAsia="標楷體"/>
+              </w:rPr>
               <w:t>類別一</w:t>
             </w:r>
           </w:p>
@@ -12893,6 +13788,9 @@
           <w:p>
             <w:pPr/>
             <w:r>
+              <w:rPr>
+                <w:rFonts w:ascii="標楷體" w:hAnsi="標楷體" w:cs="標楷體" w:eastAsia="標楷體"/>
+              </w:rPr>
               <w:t>逸散</w:t>
             </w:r>
           </w:p>
@@ -12904,6 +13802,9 @@
           <w:p>
             <w:pPr/>
             <w:r>
+              <w:rPr>
+                <w:rFonts w:ascii="標楷體" w:hAnsi="標楷體" w:cs="標楷體" w:eastAsia="標楷體"/>
+              </w:rPr>
               <w:t>100.0000公斤</w:t>
             </w:r>
           </w:p>
@@ -12915,6 +13816,9 @@
           <w:p>
             <w:pPr/>
             <w:r>
+              <w:rPr>
+                <w:rFonts w:ascii="標楷體" w:hAnsi="標楷體" w:cs="標楷體" w:eastAsia="標楷體"/>
+              </w:rPr>
               <w:t>HFCS</w:t>
             </w:r>
           </w:p>
@@ -12926,6 +13830,9 @@
           <w:p>
             <w:pPr/>
             <w:r>
+              <w:rPr>
+                <w:rFonts w:ascii="標楷體" w:hAnsi="標楷體" w:cs="標楷體" w:eastAsia="標楷體"/>
+              </w:rPr>
               <w:t>0.0900000000公噸/公斤</w:t>
             </w:r>
           </w:p>
@@ -12937,6 +13844,9 @@
           <w:p>
             <w:pPr/>
             <w:r>
+              <w:rPr>
+                <w:rFonts w:ascii="標楷體" w:hAnsi="標楷體" w:cs="標楷體" w:eastAsia="標楷體"/>
+              </w:rPr>
               <w:t>係數來源</w:t>
             </w:r>
           </w:p>
@@ -12948,12 +13858,21 @@
           <w:p>
             <w:pPr/>
             <w:r>
+              <w:rPr>
+                <w:rFonts w:ascii="標楷體" w:hAnsi="標楷體" w:cs="標楷體" w:eastAsia="標楷體"/>
+              </w:rPr>
               <w:t>排放量</w:t>
             </w:r>
             <w:r>
+              <w:rPr>
+                <w:rFonts w:ascii="標楷體" w:hAnsi="標楷體" w:cs="標楷體" w:eastAsia="標楷體"/>
+              </w:rPr>
               <w:br/>
             </w:r>
             <w:r>
+              <w:rPr>
+                <w:rFonts w:ascii="標楷體" w:hAnsi="標楷體" w:cs="標楷體" w:eastAsia="標楷體"/>
+              </w:rPr>
               <w:t>(公噸/年)</w:t>
             </w:r>
           </w:p>
@@ -12965,6 +13884,9 @@
           <w:p>
             <w:pPr/>
             <w:r>
+              <w:rPr>
+                <w:rFonts w:ascii="標楷體" w:hAnsi="標楷體" w:cs="標楷體" w:eastAsia="標楷體"/>
+              </w:rPr>
               <w:t>1530.0000000000</w:t>
             </w:r>
           </w:p>
@@ -12976,6 +13898,9 @@
           <w:p>
             <w:pPr/>
             <w:r>
+              <w:rPr>
+                <w:rFonts w:ascii="標楷體" w:hAnsi="標楷體" w:cs="標楷體" w:eastAsia="標楷體"/>
+              </w:rPr>
               <w:t>0.0090000000</w:t>
             </w:r>
           </w:p>
@@ -12989,6 +13914,9 @@
           <w:p>
             <w:pPr/>
             <w:r>
+              <w:rPr>
+                <w:rFonts w:ascii="標楷體" w:hAnsi="標楷體" w:cs="標楷體" w:eastAsia="標楷體"/>
+              </w:rPr>
               <w:t>類別一</w:t>
             </w:r>
           </w:p>
@@ -13000,6 +13928,9 @@
           <w:p>
             <w:pPr/>
             <w:r>
+              <w:rPr>
+                <w:rFonts w:ascii="標楷體" w:hAnsi="標楷體" w:cs="標楷體" w:eastAsia="標楷體"/>
+              </w:rPr>
               <w:t>逸散</w:t>
             </w:r>
           </w:p>
@@ -13011,6 +13942,9 @@
           <w:p>
             <w:pPr/>
             <w:r>
+              <w:rPr>
+                <w:rFonts w:ascii="標楷體" w:hAnsi="標楷體" w:cs="標楷體" w:eastAsia="標楷體"/>
+              </w:rPr>
               <w:t>50.0000公斤</w:t>
             </w:r>
           </w:p>
@@ -13022,6 +13956,9 @@
           <w:p>
             <w:pPr/>
             <w:r>
+              <w:rPr>
+                <w:rFonts w:ascii="標楷體" w:hAnsi="標楷體" w:cs="標楷體" w:eastAsia="標楷體"/>
+              </w:rPr>
               <w:t>HFCS</w:t>
             </w:r>
           </w:p>
@@ -13033,6 +13970,9 @@
           <w:p>
             <w:pPr/>
             <w:r>
+              <w:rPr>
+                <w:rFonts w:ascii="標楷體" w:hAnsi="標楷體" w:cs="標楷體" w:eastAsia="標楷體"/>
+              </w:rPr>
               <w:t>0.1600000000公噸/公斤</w:t>
             </w:r>
           </w:p>
@@ -13044,6 +13984,9 @@
           <w:p>
             <w:pPr/>
             <w:r>
+              <w:rPr>
+                <w:rFonts w:ascii="標楷體" w:hAnsi="標楷體" w:cs="標楷體" w:eastAsia="標楷體"/>
+              </w:rPr>
               <w:t>係數來源</w:t>
             </w:r>
           </w:p>
@@ -13055,12 +13998,21 @@
           <w:p>
             <w:pPr/>
             <w:r>
+              <w:rPr>
+                <w:rFonts w:ascii="標楷體" w:hAnsi="標楷體" w:cs="標楷體" w:eastAsia="標楷體"/>
+              </w:rPr>
               <w:t>排放量</w:t>
             </w:r>
             <w:r>
+              <w:rPr>
+                <w:rFonts w:ascii="標楷體" w:hAnsi="標楷體" w:cs="標楷體" w:eastAsia="標楷體"/>
+              </w:rPr>
               <w:br/>
             </w:r>
             <w:r>
+              <w:rPr>
+                <w:rFonts w:ascii="標楷體" w:hAnsi="標楷體" w:cs="標楷體" w:eastAsia="標楷體"/>
+              </w:rPr>
               <w:t>(公噸/年)</w:t>
             </w:r>
           </w:p>
@@ -13072,6 +14024,9 @@
           <w:p>
             <w:pPr/>
             <w:r>
+              <w:rPr>
+                <w:rFonts w:ascii="標楷體" w:hAnsi="標楷體" w:cs="標楷體" w:eastAsia="標楷體"/>
+              </w:rPr>
               <w:t>1530.0000000000</w:t>
             </w:r>
           </w:p>
@@ -13083,6 +14038,9 @@
           <w:p>
             <w:pPr/>
             <w:r>
+              <w:rPr>
+                <w:rFonts w:ascii="標楷體" w:hAnsi="標楷體" w:cs="標楷體" w:eastAsia="標楷體"/>
+              </w:rPr>
               <w:t>0.0080000000</w:t>
             </w:r>
           </w:p>
@@ -13096,6 +14054,9 @@
           <w:p>
             <w:pPr/>
             <w:r>
+              <w:rPr>
+                <w:rFonts w:ascii="標楷體" w:hAnsi="標楷體" w:cs="標楷體" w:eastAsia="標楷體"/>
+              </w:rPr>
               <w:t>類別一</w:t>
             </w:r>
           </w:p>
@@ -13107,6 +14068,9 @@
           <w:p>
             <w:pPr/>
             <w:r>
+              <w:rPr>
+                <w:rFonts w:ascii="標楷體" w:hAnsi="標楷體" w:cs="標楷體" w:eastAsia="標楷體"/>
+              </w:rPr>
               <w:t>逸散</w:t>
             </w:r>
           </w:p>
@@ -13118,6 +14082,9 @@
           <w:p>
             <w:pPr/>
             <w:r>
+              <w:rPr>
+                <w:rFonts w:ascii="標楷體" w:hAnsi="標楷體" w:cs="標楷體" w:eastAsia="標楷體"/>
+              </w:rPr>
               <w:t>30.0000公斤</w:t>
             </w:r>
           </w:p>
@@ -13129,6 +14096,9 @@
           <w:p>
             <w:pPr/>
             <w:r>
+              <w:rPr>
+                <w:rFonts w:ascii="標楷體" w:hAnsi="標楷體" w:cs="標楷體" w:eastAsia="標楷體"/>
+              </w:rPr>
               <w:t>HFCS</w:t>
             </w:r>
           </w:p>
@@ -13140,6 +14110,9 @@
           <w:p>
             <w:pPr/>
             <w:r>
+              <w:rPr>
+                <w:rFonts w:ascii="標楷體" w:hAnsi="標楷體" w:cs="標楷體" w:eastAsia="標楷體"/>
+              </w:rPr>
               <w:t>0.2000000000公噸/公斤</w:t>
             </w:r>
           </w:p>
@@ -13151,6 +14124,9 @@
           <w:p>
             <w:pPr/>
             <w:r>
+              <w:rPr>
+                <w:rFonts w:ascii="標楷體" w:hAnsi="標楷體" w:cs="標楷體" w:eastAsia="標楷體"/>
+              </w:rPr>
               <w:t>係數來源</w:t>
             </w:r>
           </w:p>
@@ -13162,12 +14138,21 @@
           <w:p>
             <w:pPr/>
             <w:r>
+              <w:rPr>
+                <w:rFonts w:ascii="標楷體" w:hAnsi="標楷體" w:cs="標楷體" w:eastAsia="標楷體"/>
+              </w:rPr>
               <w:t>排放量</w:t>
             </w:r>
             <w:r>
+              <w:rPr>
+                <w:rFonts w:ascii="標楷體" w:hAnsi="標楷體" w:cs="標楷體" w:eastAsia="標楷體"/>
+              </w:rPr>
               <w:br/>
             </w:r>
             <w:r>
+              <w:rPr>
+                <w:rFonts w:ascii="標楷體" w:hAnsi="標楷體" w:cs="標楷體" w:eastAsia="標楷體"/>
+              </w:rPr>
               <w:t>(公噸/年)</w:t>
             </w:r>
           </w:p>
@@ -13179,6 +14164,9 @@
           <w:p>
             <w:pPr/>
             <w:r>
+              <w:rPr>
+                <w:rFonts w:ascii="標楷體" w:hAnsi="標楷體" w:cs="標楷體" w:eastAsia="標楷體"/>
+              </w:rPr>
               <w:t>1530.0000000000</w:t>
             </w:r>
           </w:p>
@@ -13190,6 +14178,9 @@
           <w:p>
             <w:pPr/>
             <w:r>
+              <w:rPr>
+                <w:rFonts w:ascii="標楷體" w:hAnsi="標楷體" w:cs="標楷體" w:eastAsia="標楷體"/>
+              </w:rPr>
               <w:t>0.0060000000</w:t>
             </w:r>
           </w:p>
@@ -13203,6 +14194,9 @@
           <w:p>
             <w:pPr/>
             <w:r>
+              <w:rPr>
+                <w:rFonts w:ascii="標楷體" w:hAnsi="標楷體" w:cs="標楷體" w:eastAsia="標楷體"/>
+              </w:rPr>
               <w:t>類別一</w:t>
             </w:r>
           </w:p>
@@ -13214,6 +14208,9 @@
           <w:p>
             <w:pPr/>
             <w:r>
+              <w:rPr>
+                <w:rFonts w:ascii="標楷體" w:hAnsi="標楷體" w:cs="標楷體" w:eastAsia="標楷體"/>
+              </w:rPr>
               <w:t>逸散</w:t>
             </w:r>
           </w:p>
@@ -13225,6 +14222,9 @@
           <w:p>
             <w:pPr/>
             <w:r>
+              <w:rPr>
+                <w:rFonts w:ascii="標楷體" w:hAnsi="標楷體" w:cs="標楷體" w:eastAsia="標楷體"/>
+              </w:rPr>
               <w:t>10.0000公斤</w:t>
             </w:r>
           </w:p>
@@ -13236,6 +14236,9 @@
           <w:p>
             <w:pPr/>
             <w:r>
+              <w:rPr>
+                <w:rFonts w:ascii="標楷體" w:hAnsi="標楷體" w:cs="標楷體" w:eastAsia="標楷體"/>
+              </w:rPr>
               <w:t>HFCS</w:t>
             </w:r>
           </w:p>
@@ -13247,6 +14250,9 @@
           <w:p>
             <w:pPr/>
             <w:r>
+              <w:rPr>
+                <w:rFonts w:ascii="標楷體" w:hAnsi="標楷體" w:cs="標楷體" w:eastAsia="標楷體"/>
+              </w:rPr>
               <w:t>0.0300000000公噸/公斤</w:t>
             </w:r>
           </w:p>
@@ -13258,6 +14264,9 @@
           <w:p>
             <w:pPr/>
             <w:r>
+              <w:rPr>
+                <w:rFonts w:ascii="標楷體" w:hAnsi="標楷體" w:cs="標楷體" w:eastAsia="標楷體"/>
+              </w:rPr>
               <w:t>係數來源</w:t>
             </w:r>
           </w:p>
@@ -13269,12 +14278,21 @@
           <w:p>
             <w:pPr/>
             <w:r>
+              <w:rPr>
+                <w:rFonts w:ascii="標楷體" w:hAnsi="標楷體" w:cs="標楷體" w:eastAsia="標楷體"/>
+              </w:rPr>
               <w:t>排放量</w:t>
             </w:r>
             <w:r>
+              <w:rPr>
+                <w:rFonts w:ascii="標楷體" w:hAnsi="標楷體" w:cs="標楷體" w:eastAsia="標楷體"/>
+              </w:rPr>
               <w:br/>
             </w:r>
             <w:r>
+              <w:rPr>
+                <w:rFonts w:ascii="標楷體" w:hAnsi="標楷體" w:cs="標楷體" w:eastAsia="標楷體"/>
+              </w:rPr>
               <w:t>(公噸/年)</w:t>
             </w:r>
           </w:p>
@@ -13286,6 +14304,9 @@
           <w:p>
             <w:pPr/>
             <w:r>
+              <w:rPr>
+                <w:rFonts w:ascii="標楷體" w:hAnsi="標楷體" w:cs="標楷體" w:eastAsia="標楷體"/>
+              </w:rPr>
               <w:t>2256.0000000000</w:t>
             </w:r>
           </w:p>
@@ -13297,6 +14318,9 @@
           <w:p>
             <w:pPr/>
             <w:r>
+              <w:rPr>
+                <w:rFonts w:ascii="標楷體" w:hAnsi="標楷體" w:cs="標楷體" w:eastAsia="標楷體"/>
+              </w:rPr>
               <w:t>0.0003000000</w:t>
             </w:r>
           </w:p>
@@ -13310,6 +14334,9 @@
           <w:p>
             <w:pPr/>
             <w:r>
+              <w:rPr>
+                <w:rFonts w:ascii="標楷體" w:hAnsi="標楷體" w:cs="標楷體" w:eastAsia="標楷體"/>
+              </w:rPr>
               <w:t>類別一</w:t>
             </w:r>
           </w:p>
@@ -13321,6 +14348,9 @@
           <w:p>
             <w:pPr/>
             <w:r>
+              <w:rPr>
+                <w:rFonts w:ascii="標楷體" w:hAnsi="標楷體" w:cs="標楷體" w:eastAsia="標楷體"/>
+              </w:rPr>
               <w:t>逸散</w:t>
             </w:r>
           </w:p>
@@ -13332,6 +14362,9 @@
           <w:p>
             <w:pPr/>
             <w:r>
+              <w:rPr>
+                <w:rFonts w:ascii="標楷體" w:hAnsi="標楷體" w:cs="標楷體" w:eastAsia="標楷體"/>
+              </w:rPr>
               <w:t>5.0000公斤</w:t>
             </w:r>
           </w:p>
@@ -13343,6 +14376,9 @@
           <w:p>
             <w:pPr/>
             <w:r>
+              <w:rPr>
+                <w:rFonts w:ascii="標楷體" w:hAnsi="標楷體" w:cs="標楷體" w:eastAsia="標楷體"/>
+              </w:rPr>
               <w:t>HFCS</w:t>
             </w:r>
           </w:p>
@@ -13354,6 +14390,9 @@
           <w:p>
             <w:pPr/>
             <w:r>
+              <w:rPr>
+                <w:rFonts w:ascii="標楷體" w:hAnsi="標楷體" w:cs="標楷體" w:eastAsia="標楷體"/>
+              </w:rPr>
               <w:t>0.0030000000公噸/公斤</w:t>
             </w:r>
           </w:p>
@@ -13365,6 +14404,9 @@
           <w:p>
             <w:pPr/>
             <w:r>
+              <w:rPr>
+                <w:rFonts w:ascii="標楷體" w:hAnsi="標楷體" w:cs="標楷體" w:eastAsia="標楷體"/>
+              </w:rPr>
               <w:t>係數來源</w:t>
             </w:r>
           </w:p>
@@ -13376,12 +14418,21 @@
           <w:p>
             <w:pPr/>
             <w:r>
+              <w:rPr>
+                <w:rFonts w:ascii="標楷體" w:hAnsi="標楷體" w:cs="標楷體" w:eastAsia="標楷體"/>
+              </w:rPr>
               <w:t>排放量</w:t>
             </w:r>
             <w:r>
+              <w:rPr>
+                <w:rFonts w:ascii="標楷體" w:hAnsi="標楷體" w:cs="標楷體" w:eastAsia="標楷體"/>
+              </w:rPr>
               <w:br/>
             </w:r>
             <w:r>
+              <w:rPr>
+                <w:rFonts w:ascii="標楷體" w:hAnsi="標楷體" w:cs="標楷體" w:eastAsia="標楷體"/>
+              </w:rPr>
               <w:t>(公噸/年)</w:t>
             </w:r>
           </w:p>
@@ -13393,6 +14444,9 @@
           <w:p>
             <w:pPr/>
             <w:r>
+              <w:rPr>
+                <w:rFonts w:ascii="標楷體" w:hAnsi="標楷體" w:cs="標楷體" w:eastAsia="標楷體"/>
+              </w:rPr>
               <w:t>1530.0000000000</w:t>
             </w:r>
           </w:p>
@@ -13404,6 +14458,9 @@
           <w:p>
             <w:pPr/>
             <w:r>
+              <w:rPr>
+                <w:rFonts w:ascii="標楷體" w:hAnsi="標楷體" w:cs="標楷體" w:eastAsia="標楷體"/>
+              </w:rPr>
               <w:t>0.0000150000</w:t>
             </w:r>
           </w:p>
@@ -14150,7 +15207,7 @@
     </w:p>
     <w:tbl>
       <w:tblPr>
-        <w:tblStyle w:val="TableGrid"/>
+        <w:tblStyle w:val="MediumShading1-Accent3"/>
         <w:tblW w:w="5000" w:type="auto"/>
         <w:tblLook w:val="04A0"/>
       </w:tblPr>
@@ -14173,6 +15230,9 @@
           <w:p>
             <w:pPr/>
             <w:r>
+              <w:rPr>
+                <w:rFonts w:ascii="標楷體" w:hAnsi="標楷體" w:cs="標楷體" w:eastAsia="標楷體"/>
+              </w:rPr>
               <w:t>類別</w:t>
             </w:r>
           </w:p>
@@ -14184,6 +15244,9 @@
           <w:p>
             <w:pPr/>
             <w:r>
+              <w:rPr>
+                <w:rFonts w:ascii="標楷體" w:hAnsi="標楷體" w:cs="標楷體" w:eastAsia="標楷體"/>
+              </w:rPr>
               <w:t>排放型式</w:t>
             </w:r>
           </w:p>
@@ -14195,6 +15258,9 @@
           <w:p>
             <w:pPr/>
             <w:r>
+              <w:rPr>
+                <w:rFonts w:ascii="標楷體" w:hAnsi="標楷體" w:cs="標楷體" w:eastAsia="標楷體"/>
+              </w:rPr>
               <w:t>活動數據</w:t>
             </w:r>
           </w:p>
@@ -14206,6 +15272,9 @@
           <w:p>
             <w:pPr/>
             <w:r>
+              <w:rPr>
+                <w:rFonts w:ascii="標楷體" w:hAnsi="標楷體" w:cs="標楷體" w:eastAsia="標楷體"/>
+              </w:rPr>
               <w:t>溫室氣體</w:t>
             </w:r>
           </w:p>
@@ -14217,6 +15286,9 @@
           <w:p>
             <w:pPr/>
             <w:r>
+              <w:rPr>
+                <w:rFonts w:ascii="標楷體" w:hAnsi="標楷體" w:cs="標楷體" w:eastAsia="標楷體"/>
+              </w:rPr>
               <w:t>排放係數</w:t>
             </w:r>
           </w:p>
@@ -14228,6 +15300,9 @@
           <w:p>
             <w:pPr/>
             <w:r>
+              <w:rPr>
+                <w:rFonts w:ascii="標楷體" w:hAnsi="標楷體" w:cs="標楷體" w:eastAsia="標楷體"/>
+              </w:rPr>
               <w:t>係數來源</w:t>
             </w:r>
           </w:p>
@@ -14239,12 +15314,21 @@
           <w:p>
             <w:pPr/>
             <w:r>
+              <w:rPr>
+                <w:rFonts w:ascii="標楷體" w:hAnsi="標楷體" w:cs="標楷體" w:eastAsia="標楷體"/>
+              </w:rPr>
               <w:t>排放量</w:t>
             </w:r>
             <w:r>
+              <w:rPr>
+                <w:rFonts w:ascii="標楷體" w:hAnsi="標楷體" w:cs="標楷體" w:eastAsia="標楷體"/>
+              </w:rPr>
               <w:br/>
             </w:r>
             <w:r>
+              <w:rPr>
+                <w:rFonts w:ascii="標楷體" w:hAnsi="標楷體" w:cs="標楷體" w:eastAsia="標楷體"/>
+              </w:rPr>
               <w:t>(公噸/年)</w:t>
             </w:r>
           </w:p>
@@ -14256,6 +15340,9 @@
           <w:p>
             <w:pPr/>
             <w:r>
+              <w:rPr>
+                <w:rFonts w:ascii="標楷體" w:hAnsi="標楷體" w:cs="標楷體" w:eastAsia="標楷體"/>
+              </w:rPr>
               <w:t>GWP</w:t>
             </w:r>
           </w:p>
@@ -14267,15 +15354,27 @@
           <w:p>
             <w:pPr/>
             <w:r>
+              <w:rPr>
+                <w:rFonts w:ascii="標楷體" w:hAnsi="標楷體" w:cs="標楷體" w:eastAsia="標楷體"/>
+              </w:rPr>
               <w:t>排放當量</w:t>
             </w:r>
             <w:r>
+              <w:rPr>
+                <w:rFonts w:ascii="標楷體" w:hAnsi="標楷體" w:cs="標楷體" w:eastAsia="標楷體"/>
+              </w:rPr>
               <w:br/>
             </w:r>
             <w:r>
+              <w:rPr>
+                <w:rFonts w:ascii="標楷體" w:hAnsi="標楷體" w:cs="標楷體" w:eastAsia="標楷體"/>
+              </w:rPr>
               <w:t>(公噸CO2e/年)</w:t>
             </w:r>
             <w:r>
+              <w:rPr>
+                <w:rFonts w:ascii="標楷體" w:hAnsi="標楷體" w:cs="標楷體" w:eastAsia="標楷體"/>
+              </w:rPr>
               <w:br/>
             </w:r>
           </w:p>
@@ -14743,7 +15842,7 @@
     </w:p>
     <w:tbl>
       <w:tblPr>
-        <w:tblStyle w:val="TableGrid"/>
+        <w:tblStyle w:val="MediumShading1-Accent3"/>
         <w:tblW w:w="5000" w:type="auto"/>
         <w:tblLook w:val="04A0"/>
       </w:tblPr>
@@ -14766,6 +15865,9 @@
           <w:p>
             <w:pPr/>
             <w:r>
+              <w:rPr>
+                <w:rFonts w:ascii="標楷體" w:hAnsi="標楷體" w:cs="標楷體" w:eastAsia="標楷體"/>
+              </w:rPr>
               <w:t>類別</w:t>
             </w:r>
           </w:p>
@@ -14777,6 +15879,9 @@
           <w:p>
             <w:pPr/>
             <w:r>
+              <w:rPr>
+                <w:rFonts w:ascii="標楷體" w:hAnsi="標楷體" w:cs="標楷體" w:eastAsia="標楷體"/>
+              </w:rPr>
               <w:t>排放型式</w:t>
             </w:r>
           </w:p>
@@ -14788,6 +15893,9 @@
           <w:p>
             <w:pPr/>
             <w:r>
+              <w:rPr>
+                <w:rFonts w:ascii="標楷體" w:hAnsi="標楷體" w:cs="標楷體" w:eastAsia="標楷體"/>
+              </w:rPr>
               <w:t>活動數據</w:t>
             </w:r>
           </w:p>
@@ -14799,6 +15907,9 @@
           <w:p>
             <w:pPr/>
             <w:r>
+              <w:rPr>
+                <w:rFonts w:ascii="標楷體" w:hAnsi="標楷體" w:cs="標楷體" w:eastAsia="標楷體"/>
+              </w:rPr>
               <w:t>溫室氣體</w:t>
             </w:r>
           </w:p>
@@ -14810,6 +15921,9 @@
           <w:p>
             <w:pPr/>
             <w:r>
+              <w:rPr>
+                <w:rFonts w:ascii="標楷體" w:hAnsi="標楷體" w:cs="標楷體" w:eastAsia="標楷體"/>
+              </w:rPr>
               <w:t>排放係數</w:t>
             </w:r>
           </w:p>
@@ -14821,6 +15935,9 @@
           <w:p>
             <w:pPr/>
             <w:r>
+              <w:rPr>
+                <w:rFonts w:ascii="標楷體" w:hAnsi="標楷體" w:cs="標楷體" w:eastAsia="標楷體"/>
+              </w:rPr>
               <w:t>係數來源</w:t>
             </w:r>
           </w:p>
@@ -14832,12 +15949,21 @@
           <w:p>
             <w:pPr/>
             <w:r>
+              <w:rPr>
+                <w:rFonts w:ascii="標楷體" w:hAnsi="標楷體" w:cs="標楷體" w:eastAsia="標楷體"/>
+              </w:rPr>
               <w:t>排放量</w:t>
             </w:r>
             <w:r>
+              <w:rPr>
+                <w:rFonts w:ascii="標楷體" w:hAnsi="標楷體" w:cs="標楷體" w:eastAsia="標楷體"/>
+              </w:rPr>
               <w:br/>
             </w:r>
             <w:r>
+              <w:rPr>
+                <w:rFonts w:ascii="標楷體" w:hAnsi="標楷體" w:cs="標楷體" w:eastAsia="標楷體"/>
+              </w:rPr>
               <w:t>(公噸/年)</w:t>
             </w:r>
           </w:p>
@@ -14849,6 +15975,9 @@
           <w:p>
             <w:pPr/>
             <w:r>
+              <w:rPr>
+                <w:rFonts w:ascii="標楷體" w:hAnsi="標楷體" w:cs="標楷體" w:eastAsia="標楷體"/>
+              </w:rPr>
               <w:t>GWP</w:t>
             </w:r>
           </w:p>
@@ -14860,15 +15989,27 @@
           <w:p>
             <w:pPr/>
             <w:r>
+              <w:rPr>
+                <w:rFonts w:ascii="標楷體" w:hAnsi="標楷體" w:cs="標楷體" w:eastAsia="標楷體"/>
+              </w:rPr>
               <w:t>排放當量</w:t>
             </w:r>
             <w:r>
+              <w:rPr>
+                <w:rFonts w:ascii="標楷體" w:hAnsi="標楷體" w:cs="標楷體" w:eastAsia="標楷體"/>
+              </w:rPr>
               <w:br/>
             </w:r>
             <w:r>
+              <w:rPr>
+                <w:rFonts w:ascii="標楷體" w:hAnsi="標楷體" w:cs="標楷體" w:eastAsia="標楷體"/>
+              </w:rPr>
               <w:t>(公噸CO2e/年)</w:t>
             </w:r>
             <w:r>
+              <w:rPr>
+                <w:rFonts w:ascii="標楷體" w:hAnsi="標楷體" w:cs="標楷體" w:eastAsia="標楷體"/>
+              </w:rPr>
               <w:br/>
             </w:r>
           </w:p>
@@ -14882,6 +16023,9 @@
           <w:p>
             <w:pPr/>
             <w:r>
+              <w:rPr>
+                <w:rFonts w:ascii="標楷體" w:hAnsi="標楷體" w:cs="標楷體" w:eastAsia="標楷體"/>
+              </w:rPr>
               <w:t>類別二</w:t>
             </w:r>
           </w:p>
@@ -14893,6 +16037,9 @@
           <w:p>
             <w:pPr/>
             <w:r>
+              <w:rPr>
+                <w:rFonts w:ascii="標楷體" w:hAnsi="標楷體" w:cs="標楷體" w:eastAsia="標楷體"/>
+              </w:rPr>
               <w:t>外購電力</w:t>
             </w:r>
           </w:p>
@@ -14904,6 +16051,9 @@
           <w:p>
             <w:pPr/>
             <w:r>
+              <w:rPr>
+                <w:rFonts w:ascii="標楷體" w:hAnsi="標楷體" w:cs="標楷體" w:eastAsia="標楷體"/>
+              </w:rPr>
               <w:t>10000.0000度</w:t>
             </w:r>
           </w:p>
@@ -14915,6 +16065,9 @@
           <w:p>
             <w:pPr/>
             <w:r>
+              <w:rPr>
+                <w:rFonts w:ascii="標楷體" w:hAnsi="標楷體" w:cs="標楷體" w:eastAsia="標楷體"/>
+              </w:rPr>
               <w:t>CO2</w:t>
             </w:r>
           </w:p>
@@ -14926,6 +16079,9 @@
           <w:p>
             <w:pPr/>
             <w:r>
+              <w:rPr>
+                <w:rFonts w:ascii="標楷體" w:hAnsi="標楷體" w:cs="標楷體" w:eastAsia="標楷體"/>
+              </w:rPr>
               <w:t>0.4950000000公噸/度</w:t>
             </w:r>
           </w:p>
@@ -14937,6 +16093,9 @@
           <w:p>
             <w:pPr/>
             <w:r>
+              <w:rPr>
+                <w:rFonts w:ascii="標楷體" w:hAnsi="標楷體" w:cs="標楷體" w:eastAsia="標楷體"/>
+              </w:rPr>
               <w:t>係數來源</w:t>
             </w:r>
           </w:p>
@@ -14948,12 +16107,21 @@
           <w:p>
             <w:pPr/>
             <w:r>
+              <w:rPr>
+                <w:rFonts w:ascii="標楷體" w:hAnsi="標楷體" w:cs="標楷體" w:eastAsia="標楷體"/>
+              </w:rPr>
               <w:t>排放量</w:t>
             </w:r>
             <w:r>
+              <w:rPr>
+                <w:rFonts w:ascii="標楷體" w:hAnsi="標楷體" w:cs="標楷體" w:eastAsia="標楷體"/>
+              </w:rPr>
               <w:br/>
             </w:r>
             <w:r>
+              <w:rPr>
+                <w:rFonts w:ascii="標楷體" w:hAnsi="標楷體" w:cs="標楷體" w:eastAsia="標楷體"/>
+              </w:rPr>
               <w:t>(公噸/年)</w:t>
             </w:r>
           </w:p>
@@ -14965,6 +16133,9 @@
           <w:p>
             <w:pPr/>
             <w:r>
+              <w:rPr>
+                <w:rFonts w:ascii="標楷體" w:hAnsi="標楷體" w:cs="標楷體" w:eastAsia="標楷體"/>
+              </w:rPr>
               <w:t>1.0000000000</w:t>
             </w:r>
           </w:p>
@@ -14976,6 +16147,9 @@
           <w:p>
             <w:pPr/>
             <w:r>
+              <w:rPr>
+                <w:rFonts w:ascii="標楷體" w:hAnsi="標楷體" w:cs="標楷體" w:eastAsia="標楷體"/>
+              </w:rPr>
               <w:t>4.9500000000</w:t>
             </w:r>
           </w:p>
@@ -37048,6 +38222,112 @@
       </w:tblCellMar>
     </w:tblPr>
   </w:style>
+  <w:style w:type="table" w:styleId="MediumShading1-Accent3">
+    <w:name w:val="Medium Shading 1 Accent 3"/>
+    <w:basedOn w:val="TableNormal"/>
+    <w:uiPriority w:val="63"/>
+    <w:rsid w:val="00D47365"/>
+    <w:pPr>
+      <w:spacing w:after="0" w:line="240" w:lineRule="auto"/>
+    </w:pPr>
+    <w:tblPr>
+      <w:tblStyleRowBandSize w:val="1"/>
+      <w:tblStyleColBandSize w:val="1"/>
+      <w:tblInd w:w="0" w:type="dxa"/>
+      <w:tblBorders>
+        <w:top w:val="single" w:sz="8" w:space="0" w:color="B3CC82" w:themeColor="accent3" w:themeTint="BF"/>
+        <w:left w:val="single" w:sz="8" w:space="0" w:color="B3CC82" w:themeColor="accent3" w:themeTint="BF"/>
+        <w:bottom w:val="single" w:sz="8" w:space="0" w:color="B3CC82" w:themeColor="accent3" w:themeTint="BF"/>
+        <w:right w:val="single" w:sz="8" w:space="0" w:color="B3CC82" w:themeColor="accent3" w:themeTint="BF"/>
+        <w:insideH w:val="single" w:sz="8" w:space="0" w:color="B3CC82" w:themeColor="accent3" w:themeTint="BF"/>
+      </w:tblBorders>
+      <w:tblCellMar>
+        <w:top w:w="0" w:type="dxa"/>
+        <w:left w:w="108" w:type="dxa"/>
+        <w:bottom w:w="0" w:type="dxa"/>
+        <w:right w:w="108" w:type="dxa"/>
+      </w:tblCellMar>
+    </w:tblPr>
+    <w:tblStylePr w:type="firstRow">
+      <w:pPr>
+        <w:spacing w:before="0" w:after="0" w:line="240" w:lineRule="auto"/>
+      </w:pPr>
+      <w:rPr>
+        <w:b/>
+        <w:bCs/>
+        <w:color w:val="FFFFFF" w:themeColor="background1"/>
+      </w:rPr>
+      <w:tblPr/>
+      <w:tcPr>
+        <w:tcBorders>
+          <w:top w:val="single" w:sz="8" w:space="0" w:color="B3CC82" w:themeColor="accent3" w:themeTint="BF"/>
+          <w:left w:val="single" w:sz="8" w:space="0" w:color="B3CC82" w:themeColor="accent3" w:themeTint="BF"/>
+          <w:bottom w:val="single" w:sz="8" w:space="0" w:color="B3CC82" w:themeColor="accent3" w:themeTint="BF"/>
+          <w:right w:val="single" w:sz="8" w:space="0" w:color="B3CC82" w:themeColor="accent3" w:themeTint="BF"/>
+          <w:insideH w:val="nil"/>
+          <w:insideV w:val="nil"/>
+        </w:tcBorders>
+        <w:shd w:val="clear" w:color="auto" w:fill="9BBB59" w:themeFill="accent3"/>
+      </w:tcPr>
+    </w:tblStylePr>
+    <w:tblStylePr w:type="lastRow">
+      <w:pPr>
+        <w:spacing w:before="0" w:after="0" w:line="240" w:lineRule="auto"/>
+      </w:pPr>
+      <w:rPr>
+        <w:b/>
+        <w:bCs/>
+      </w:rPr>
+      <w:tblPr/>
+      <w:tcPr>
+        <w:tcBorders>
+          <w:top w:val="double" w:sz="6" w:space="0" w:color="B3CC82" w:themeColor="accent3" w:themeTint="BF"/>
+          <w:left w:val="single" w:sz="8" w:space="0" w:color="B3CC82" w:themeColor="accent3" w:themeTint="BF"/>
+          <w:bottom w:val="single" w:sz="8" w:space="0" w:color="B3CC82" w:themeColor="accent3" w:themeTint="BF"/>
+          <w:right w:val="single" w:sz="8" w:space="0" w:color="B3CC82" w:themeColor="accent3" w:themeTint="BF"/>
+          <w:insideH w:val="nil"/>
+          <w:insideV w:val="nil"/>
+        </w:tcBorders>
+      </w:tcPr>
+    </w:tblStylePr>
+    <w:tblStylePr w:type="firstCol">
+      <w:rPr>
+        <w:b/>
+        <w:bCs/>
+      </w:rPr>
+    </w:tblStylePr>
+    <w:tblStylePr w:type="lastCol">
+      <w:rPr>
+        <w:b/>
+        <w:bCs/>
+      </w:rPr>
+    </w:tblStylePr>
+    <w:tblStylePr w:type="band1Vert">
+      <w:tblPr/>
+      <w:tcPr>
+        <w:shd w:val="clear" w:color="auto" w:fill="E6EED5" w:themeFill="accent3" w:themeFillTint="3F"/>
+      </w:tcPr>
+    </w:tblStylePr>
+    <w:tblStylePr w:type="band1Horz">
+      <w:tblPr/>
+      <w:tcPr>
+        <w:tcBorders>
+          <w:insideH w:val="nil"/>
+          <w:insideV w:val="nil"/>
+        </w:tcBorders>
+        <w:shd w:val="clear" w:color="auto" w:fill="E6EED5" w:themeFill="accent3" w:themeFillTint="3F"/>
+      </w:tcPr>
+    </w:tblStylePr>
+    <w:tblStylePr w:type="band2Horz">
+      <w:tblPr/>
+      <w:tcPr>
+        <w:tcBorders>
+          <w:insideH w:val="nil"/>
+          <w:insideV w:val="nil"/>
+        </w:tcBorders>
+      </w:tcPr>
+    </w:tblStylePr>
+  </w:style>
 </w:styles>
 </file>
 
@@ -37347,30 +38627,10 @@
 </file>
 
 <file path=customXml/item1.xml><?xml version="1.0" encoding="utf-8"?>
-<p:properties xmlns:p="http://schemas.microsoft.com/office/2006/metadata/properties" xmlns:xsi="http://www.w3.org/2001/XMLSchema-instance" xmlns:pc="http://schemas.microsoft.com/office/infopath/2007/PartnerControls">
-  <documentManagement>
-    <TaxCatchAll xmlns="7fdcc51d-ffb2-4384-ac0a-9f40f3c165a4" xsi:nil="true"/>
-    <lcf76f155ced4ddcb4097134ff3c332f xmlns="df6d19e8-8e79-44fa-a652-5946ba268099">
-      <Terms xmlns="http://schemas.microsoft.com/office/infopath/2007/PartnerControls"/>
-    </lcf76f155ced4ddcb4097134ff3c332f>
-  </documentManagement>
-</p:properties>
+<b:Sources xmlns:b="http://schemas.openxmlformats.org/officeDocument/2006/bibliography" xmlns="http://schemas.openxmlformats.org/officeDocument/2006/bibliography" SelectedStyle="\APA.XSL" StyleName="APA"/>
 </file>
 
 <file path=customXml/item2.xml><?xml version="1.0" encoding="utf-8"?>
-<?mso-contentType ?>
-<FormTemplates xmlns="http://schemas.microsoft.com/sharepoint/v3/contenttype/forms">
-  <Display>DocumentLibraryForm</Display>
-  <Edit>DocumentLibraryForm</Edit>
-  <New>DocumentLibraryForm</New>
-</FormTemplates>
-</file>
-
-<file path=customXml/item3.xml><?xml version="1.0" encoding="utf-8"?>
-<b:Sources xmlns:b="http://schemas.openxmlformats.org/officeDocument/2006/bibliography" xmlns="http://schemas.openxmlformats.org/officeDocument/2006/bibliography" SelectedStyle="\APA.XSL" StyleName="APA"/>
-</file>
-
-<file path=customXml/item4.xml><?xml version="1.0" encoding="utf-8"?>
 <ct:contentTypeSchema xmlns:ct="http://schemas.microsoft.com/office/2006/metadata/contentType" xmlns:ma="http://schemas.microsoft.com/office/2006/metadata/properties/metaAttributes" ct:_="" ma:_="" ma:contentTypeName="文件" ma:contentTypeID="0x0101008C1237F5A8E93C4AB9F51356B2E5B065" ma:contentTypeVersion="11" ma:contentTypeDescription="建立新的文件。" ma:contentTypeScope="" ma:versionID="55c5abad1e37d769036310f8438f458a">
   <xsd:schema xmlns:xsd="http://www.w3.org/2001/XMLSchema" xmlns:xs="http://www.w3.org/2001/XMLSchema" xmlns:p="http://schemas.microsoft.com/office/2006/metadata/properties" xmlns:ns2="df6d19e8-8e79-44fa-a652-5946ba268099" xmlns:ns3="7fdcc51d-ffb2-4384-ac0a-9f40f3c165a4" targetNamespace="http://schemas.microsoft.com/office/2006/metadata/properties" ma:root="true" ma:fieldsID="f696b0d4133c1763036b6740d7564fc4" ns2:_="" ns3:_="">
     <xsd:import namespace="df6d19e8-8e79-44fa-a652-5946ba268099"/>
@@ -37579,26 +38839,27 @@
 </ct:contentTypeSchema>
 </file>
 
-<file path=customXml/itemProps1.xml><?xml version="1.0" encoding="utf-8"?>
-<ds:datastoreItem xmlns:ds="http://schemas.openxmlformats.org/officeDocument/2006/customXml" ds:itemID="{8DEEF061-24F3-45B9-9BE7-F7DDB218A9EB}">
-  <ds:schemaRefs>
-    <ds:schemaRef ds:uri="http://schemas.microsoft.com/office/2006/metadata/properties"/>
-    <ds:schemaRef ds:uri="http://schemas.microsoft.com/office/infopath/2007/PartnerControls"/>
-    <ds:schemaRef ds:uri="7fdcc51d-ffb2-4384-ac0a-9f40f3c165a4"/>
-    <ds:schemaRef ds:uri="df6d19e8-8e79-44fa-a652-5946ba268099"/>
-  </ds:schemaRefs>
-</ds:datastoreItem>
+<file path=customXml/item3.xml><?xml version="1.0" encoding="utf-8"?>
+<p:properties xmlns:p="http://schemas.microsoft.com/office/2006/metadata/properties" xmlns:xsi="http://www.w3.org/2001/XMLSchema-instance" xmlns:pc="http://schemas.microsoft.com/office/infopath/2007/PartnerControls">
+  <documentManagement>
+    <TaxCatchAll xmlns="7fdcc51d-ffb2-4384-ac0a-9f40f3c165a4" xsi:nil="true"/>
+    <lcf76f155ced4ddcb4097134ff3c332f xmlns="df6d19e8-8e79-44fa-a652-5946ba268099">
+      <Terms xmlns="http://schemas.microsoft.com/office/infopath/2007/PartnerControls"/>
+    </lcf76f155ced4ddcb4097134ff3c332f>
+  </documentManagement>
+</p:properties>
 </file>
 
-<file path=customXml/itemProps2.xml><?xml version="1.0" encoding="utf-8"?>
-<ds:datastoreItem xmlns:ds="http://schemas.openxmlformats.org/officeDocument/2006/customXml" ds:itemID="{228040AA-8429-4969-A0DA-29C959C031EB}">
-  <ds:schemaRefs>
-    <ds:schemaRef ds:uri="http://schemas.microsoft.com/sharepoint/v3/contenttype/forms"/>
-  </ds:schemaRefs>
-</ds:datastoreItem>
+<file path=customXml/item4.xml><?xml version="1.0" encoding="utf-8"?>
+<?mso-contentType ?>
+<FormTemplates xmlns="http://schemas.microsoft.com/sharepoint/v3/contenttype/forms">
+  <Display>DocumentLibraryForm</Display>
+  <Edit>DocumentLibraryForm</Edit>
+  <New>DocumentLibraryForm</New>
+</FormTemplates>
 </file>
 
-<file path=customXml/itemProps3.xml><?xml version="1.0" encoding="utf-8"?>
+<file path=customXml/itemProps1.xml><?xml version="1.0" encoding="utf-8"?>
 <ds:datastoreItem xmlns:ds="http://schemas.openxmlformats.org/officeDocument/2006/customXml" ds:itemID="{9BD8E5B6-C234-452B-9FAA-D8DC77C5FD85}">
   <ds:schemaRefs>
     <ds:schemaRef ds:uri="http://schemas.openxmlformats.org/officeDocument/2006/bibliography"/>
@@ -37606,7 +38867,7 @@
 </ds:datastoreItem>
 </file>
 
-<file path=customXml/itemProps4.xml><?xml version="1.0" encoding="utf-8"?>
+<file path=customXml/itemProps2.xml><?xml version="1.0" encoding="utf-8"?>
 <ds:datastoreItem xmlns:ds="http://schemas.openxmlformats.org/officeDocument/2006/customXml" ds:itemID="{27366302-FD44-4D57-9D74-42EE9E3A7993}">
   <ds:schemaRefs>
     <ds:schemaRef ds:uri="http://schemas.microsoft.com/office/2006/metadata/contentType"/>
@@ -37623,4 +38884,23 @@
     <ds:schemaRef ds:uri="http://schemas.microsoft.com/internal/obd"/>
   </ds:schemaRefs>
 </ds:datastoreItem>
+</file>
+
+<file path=customXml/itemProps3.xml><?xml version="1.0" encoding="utf-8"?>
+<ds:datastoreItem xmlns:ds="http://schemas.openxmlformats.org/officeDocument/2006/customXml" ds:itemID="{8DEEF061-24F3-45B9-9BE7-F7DDB218A9EB}">
+  <ds:schemaRefs>
+    <ds:schemaRef ds:uri="http://schemas.microsoft.com/office/2006/metadata/properties"/>
+    <ds:schemaRef ds:uri="http://schemas.microsoft.com/office/infopath/2007/PartnerControls"/>
+    <ds:schemaRef ds:uri="7fdcc51d-ffb2-4384-ac0a-9f40f3c165a4"/>
+    <ds:schemaRef ds:uri="df6d19e8-8e79-44fa-a652-5946ba268099"/>
+  </ds:schemaRefs>
+</ds:datastoreItem>
+</file>
+
+<file path=customXml/itemProps4.xml><?xml version="1.0" encoding="utf-8"?>
+<ds:datastoreItem xmlns:ds="http://schemas.openxmlformats.org/officeDocument/2006/customXml" ds:itemID="{228040AA-8429-4969-A0DA-29C959C031EB}">
+  <ds:schemaRefs>
+    <ds:schemaRef ds:uri="http://schemas.microsoft.com/sharepoint/v3/contenttype/forms"/>
+  </ds:schemaRefs>
+</ds:datastoreItem>
 </file>
--- a/wwwroot/output/112-南台廠-南台科技大學-溫室氣體盤查報告書.docx
+++ b/wwwroot/output/112-南台廠-南台科技大學-溫室氣體盤查報告書.docx
@@ -3292,7 +3292,7 @@
           <w:rFonts w:eastAsia="標楷體" w:hint="eastAsia"/>
           <w:szCs w:val="24"/>
         </w:rPr>
-        <w:t>南台科大簡介</w:t>
+        <w:t>該校於1990年8月，更名為「私立南台工商專科學校」。 同年該校對外舉辦校徽設計比賽，最後於當年的9月28日正式採用銘傳管理學院學生林香礽之設計為新校徽，並沿用至今。</w:t>
       </w:r>
     </w:p>
     <w:p>
@@ -4010,7 +4010,7 @@
                 <w:rFonts w:eastAsia="標楷體" w:hint="eastAsia"/>
                 <w:szCs w:val="24"/>
               </w:rPr>
-              <w:t>2.公務車(柴油)</w:t>
+              <w:t>2.公務車(車用汽油)</w:t>
             </w:r>
             <w:r>
               <w:rPr>
@@ -4024,7 +4024,7 @@
                 <w:rFonts w:eastAsia="標楷體" w:hint="eastAsia"/>
                 <w:szCs w:val="24"/>
               </w:rPr>
-              <w:t>3.公務車(車用汽油)</w:t>
+              <w:t>3.公務車(柴油)</w:t>
             </w:r>
             <w:r>
               <w:rPr>
@@ -4038,7 +4038,7 @@
                 <w:rFonts w:eastAsia="標楷體" w:hint="eastAsia"/>
                 <w:szCs w:val="24"/>
               </w:rPr>
-              <w:t>4.冰水主機(R-134A)</w:t>
+              <w:t>4.化糞池(廢水處理)</w:t>
             </w:r>
             <w:r>
               <w:rPr>
@@ -4052,7 +4052,7 @@
                 <w:rFonts w:eastAsia="標楷體" w:hint="eastAsia"/>
                 <w:szCs w:val="24"/>
               </w:rPr>
-              <w:t>5.乾燥機(R-134A)</w:t>
+              <w:t>5.飲水機(R-134A)</w:t>
             </w:r>
             <w:r>
               <w:rPr>
@@ -4080,7 +4080,7 @@
                 <w:rFonts w:eastAsia="標楷體" w:hint="eastAsia"/>
                 <w:szCs w:val="24"/>
               </w:rPr>
-              <w:t>7.冷氣機(R-410A)</w:t>
+              <w:t>7.乾燥機(R-134A)</w:t>
             </w:r>
             <w:r>
               <w:rPr>
@@ -4094,7 +4094,7 @@
                 <w:rFonts w:eastAsia="標楷體" w:hint="eastAsia"/>
                 <w:szCs w:val="24"/>
               </w:rPr>
-              <w:t>8.化糞池(廢水處理)</w:t>
+              <w:t>8.冷氣機(R-410A)</w:t>
             </w:r>
             <w:r>
               <w:rPr>
@@ -4108,7 +4108,7 @@
                 <w:rFonts w:eastAsia="標楷體" w:hint="eastAsia"/>
                 <w:szCs w:val="24"/>
               </w:rPr>
-              <w:t>9.飲水機(R-134A)</w:t>
+              <w:t>9.冰水主機(R-134A)</w:t>
             </w:r>
           </w:p>
         </w:tc>
@@ -5068,7 +5068,7 @@
               <w:rPr>
                 <w:rFonts w:ascii="標楷體" w:hAnsi="標楷體" w:cs="標楷體" w:eastAsia="標楷體"/>
               </w:rPr>
-              <w:t>公務車(柴油)</w:t>
+              <w:t>公務車(車用汽油)</w:t>
             </w:r>
           </w:p>
         </w:tc>
@@ -5186,7 +5186,7 @@
               <w:rPr>
                 <w:rFonts w:ascii="標楷體" w:hAnsi="標楷體" w:cs="標楷體" w:eastAsia="標楷體"/>
               </w:rPr>
-              <w:t>公務車(車用汽油)</w:t>
+              <w:t>公務車(柴油)</w:t>
             </w:r>
           </w:p>
         </w:tc>
@@ -5304,7 +5304,7 @@
               <w:rPr>
                 <w:rFonts w:ascii="標楷體" w:hAnsi="標楷體" w:cs="標楷體" w:eastAsia="標楷體"/>
               </w:rPr>
-              <w:t>冰水主機(R-134A)</w:t>
+              <w:t>化糞池(廢水處理)</w:t>
             </w:r>
           </w:p>
         </w:tc>
@@ -5322,6 +5322,12 @@
           </w:tcPr>
           <w:p>
             <w:pPr/>
+            <w:r>
+              <w:rPr>
+                <w:rFonts w:ascii="標楷體" w:hAnsi="標楷體" w:cs="標楷體" w:eastAsia="標楷體"/>
+              </w:rPr>
+              <w:t>v</w:t>
+            </w:r>
           </w:p>
         </w:tc>
         <w:tc>
@@ -5338,12 +5344,6 @@
           </w:tcPr>
           <w:p>
             <w:pPr/>
-            <w:r>
-              <w:rPr>
-                <w:rFonts w:ascii="標楷體" w:hAnsi="標楷體" w:cs="標楷體" w:eastAsia="標楷體"/>
-              </w:rPr>
-              <w:t>v</w:t>
-            </w:r>
           </w:p>
         </w:tc>
         <w:tc>
@@ -5410,7 +5410,7 @@
               <w:rPr>
                 <w:rFonts w:ascii="標楷體" w:hAnsi="標楷體" w:cs="標楷體" w:eastAsia="標楷體"/>
               </w:rPr>
-              <w:t>乾燥機(R-134A)</w:t>
+              <w:t>飲水機(R-134A)</w:t>
             </w:r>
           </w:p>
         </w:tc>
@@ -5622,7 +5622,7 @@
               <w:rPr>
                 <w:rFonts w:ascii="標楷體" w:hAnsi="標楷體" w:cs="標楷體" w:eastAsia="標楷體"/>
               </w:rPr>
-              <w:t>冷氣機(R-410A)</w:t>
+              <w:t>乾燥機(R-134A)</w:t>
             </w:r>
           </w:p>
         </w:tc>
@@ -5728,7 +5728,7 @@
               <w:rPr>
                 <w:rFonts w:ascii="標楷體" w:hAnsi="標楷體" w:cs="標楷體" w:eastAsia="標楷體"/>
               </w:rPr>
-              <w:t>化糞池(廢水處理)</w:t>
+              <w:t>冷氣機(R-410A)</w:t>
             </w:r>
           </w:p>
         </w:tc>
@@ -5746,28 +5746,28 @@
           </w:tcPr>
           <w:p>
             <w:pPr/>
+          </w:p>
+        </w:tc>
+        <w:tc>
+          <w:tcPr>
+            <w:tcW w:w="968" w:type="dxa"/>
+          </w:tcPr>
+          <w:p>
+            <w:pPr/>
+          </w:p>
+        </w:tc>
+        <w:tc>
+          <w:tcPr>
+            <w:tcW w:w="968" w:type="dxa"/>
+          </w:tcPr>
+          <w:p>
+            <w:pPr/>
             <w:r>
               <w:rPr>
                 <w:rFonts w:ascii="標楷體" w:hAnsi="標楷體" w:cs="標楷體" w:eastAsia="標楷體"/>
               </w:rPr>
               <w:t>v</w:t>
             </w:r>
-          </w:p>
-        </w:tc>
-        <w:tc>
-          <w:tcPr>
-            <w:tcW w:w="968" w:type="dxa"/>
-          </w:tcPr>
-          <w:p>
-            <w:pPr/>
-          </w:p>
-        </w:tc>
-        <w:tc>
-          <w:tcPr>
-            <w:tcW w:w="968" w:type="dxa"/>
-          </w:tcPr>
-          <w:p>
-            <w:pPr/>
           </w:p>
         </w:tc>
         <w:tc>
@@ -5834,7 +5834,7 @@
               <w:rPr>
                 <w:rFonts w:ascii="標楷體" w:hAnsi="標楷體" w:cs="標楷體" w:eastAsia="標楷體"/>
               </w:rPr>
-              <w:t>飲水機(R-134A)</w:t>
+              <w:t>冰水主機(R-134A)</w:t>
             </w:r>
           </w:p>
         </w:tc>
@@ -6509,7 +6509,7 @@
           <w:szCs w:val="24"/>
           <w:u w:val="single"/>
         </w:rPr>
-        <w:t>9.870</w:t>
+        <w:t>9.8705119995</w:t>
       </w:r>
       <w:r>
         <w:rPr>
@@ -9024,7 +9024,7 @@
               <w:rPr>
                 <w:rFonts w:ascii="標楷體" w:hAnsi="標楷體" w:cs="標楷體" w:eastAsia="標楷體"/>
               </w:rPr>
-              <w:t>2.6060317920公噸/公升</w:t>
+              <w:t>2.2631328720公噸/公升</w:t>
             </w:r>
           </w:p>
         </w:tc>
@@ -9092,7 +9092,7 @@
               <w:rPr>
                 <w:rFonts w:ascii="標楷體" w:hAnsi="標楷體" w:cs="標楷體" w:eastAsia="標楷體"/>
               </w:rPr>
-              <w:t>2.6060317920</w:t>
+              <w:t>2.2631328720</w:t>
             </w:r>
           </w:p>
         </w:tc>
@@ -9164,7 +9164,7 @@
               <w:rPr>
                 <w:rFonts w:ascii="標楷體" w:hAnsi="標楷體" w:cs="標楷體" w:eastAsia="標楷體"/>
               </w:rPr>
-              <w:t>2.2631328720公噸/公升</w:t>
+              <w:t>2.6060317920公噸/公升</w:t>
             </w:r>
           </w:p>
         </w:tc>
@@ -9232,7 +9232,7 @@
               <w:rPr>
                 <w:rFonts w:ascii="標楷體" w:hAnsi="標楷體" w:cs="標楷體" w:eastAsia="標楷體"/>
               </w:rPr>
-              <w:t>2.2631328720</w:t>
+              <w:t>2.6060317920</w:t>
             </w:r>
           </w:p>
         </w:tc>
@@ -9626,7 +9626,7 @@
               <w:rPr>
                 <w:rFonts w:ascii="標楷體" w:hAnsi="標楷體" w:cs="標楷體" w:eastAsia="標楷體"/>
               </w:rPr>
-              <w:t>0.0001371596公噸/公升</w:t>
+              <w:t>0.0008164260公噸/公升</w:t>
             </w:r>
           </w:p>
         </w:tc>
@@ -9694,7 +9694,7 @@
               <w:rPr>
                 <w:rFonts w:ascii="標楷體" w:hAnsi="標楷體" w:cs="標楷體" w:eastAsia="標楷體"/>
               </w:rPr>
-              <w:t>0.0001371596</w:t>
+              <w:t>0.0008164260</w:t>
             </w:r>
           </w:p>
         </w:tc>
@@ -9766,7 +9766,7 @@
               <w:rPr>
                 <w:rFonts w:ascii="標楷體" w:hAnsi="標楷體" w:cs="標楷體" w:eastAsia="標楷體"/>
               </w:rPr>
-              <w:t>0.0008164260公噸/公升</w:t>
+              <w:t>0.0001371596公噸/公升</w:t>
             </w:r>
           </w:p>
         </w:tc>
@@ -9834,7 +9834,7 @@
               <w:rPr>
                 <w:rFonts w:ascii="標楷體" w:hAnsi="標楷體" w:cs="標楷體" w:eastAsia="標楷體"/>
               </w:rPr>
-              <w:t>0.0008164260</w:t>
+              <w:t>0.0001371596</w:t>
             </w:r>
           </w:p>
         </w:tc>
@@ -10220,7 +10220,7 @@
               <w:rPr>
                 <w:rFonts w:ascii="標楷體" w:hAnsi="標楷體" w:cs="標楷體" w:eastAsia="標楷體"/>
               </w:rPr>
-              <w:t>0.0001371596公噸/公升</w:t>
+              <w:t>0.0002612563公噸/公升</w:t>
             </w:r>
           </w:p>
         </w:tc>
@@ -10288,7 +10288,7 @@
               <w:rPr>
                 <w:rFonts w:ascii="標楷體" w:hAnsi="標楷體" w:cs="標楷體" w:eastAsia="標楷體"/>
               </w:rPr>
-              <w:t>0.0001371596</w:t>
+              <w:t>0.0002612563</w:t>
             </w:r>
           </w:p>
         </w:tc>
@@ -10360,7 +10360,7 @@
               <w:rPr>
                 <w:rFonts w:ascii="標楷體" w:hAnsi="標楷體" w:cs="標楷體" w:eastAsia="標楷體"/>
               </w:rPr>
-              <w:t>0.0002612563公噸/公升</w:t>
+              <w:t>0.0001371596公噸/公升</w:t>
             </w:r>
           </w:p>
         </w:tc>
@@ -10428,7 +10428,7 @@
               <w:rPr>
                 <w:rFonts w:ascii="標楷體" w:hAnsi="標楷體" w:cs="標楷體" w:eastAsia="標楷體"/>
               </w:rPr>
-              <w:t>0.0002612563</w:t>
+              <w:t>0.0001371596</w:t>
             </w:r>
           </w:p>
         </w:tc>
@@ -11111,7 +11111,7 @@
               <w:rPr>
                 <w:rFonts w:ascii="標楷體" w:hAnsi="標楷體" w:cs="標楷體" w:eastAsia="標楷體"/>
               </w:rPr>
-              <w:t>50.0000人</w:t>
+              <w:t>100.0000人</w:t>
             </w:r>
           </w:p>
         </w:tc>
@@ -11207,7 +11207,7 @@
               <w:rPr>
                 <w:rFonts w:ascii="標楷體" w:hAnsi="標楷體" w:cs="標楷體" w:eastAsia="標楷體"/>
               </w:rPr>
-              <w:t>0.0001593750</w:t>
+              <w:t>0.0003187500</w:t>
             </w:r>
           </w:p>
         </w:tc>
@@ -13805,7 +13805,7 @@
               <w:rPr>
                 <w:rFonts w:ascii="標楷體" w:hAnsi="標楷體" w:cs="標楷體" w:eastAsia="標楷體"/>
               </w:rPr>
-              <w:t>100.0000公斤</w:t>
+              <w:t>5.0000公斤</w:t>
             </w:r>
           </w:p>
         </w:tc>
@@ -13833,7 +13833,7 @@
               <w:rPr>
                 <w:rFonts w:ascii="標楷體" w:hAnsi="標楷體" w:cs="標楷體" w:eastAsia="標楷體"/>
               </w:rPr>
-              <w:t>0.0900000000公噸/公斤</w:t>
+              <w:t>0.0030000000公噸/公斤</w:t>
             </w:r>
           </w:p>
         </w:tc>
@@ -13901,7 +13901,7 @@
               <w:rPr>
                 <w:rFonts w:ascii="標楷體" w:hAnsi="標楷體" w:cs="標楷體" w:eastAsia="標楷體"/>
               </w:rPr>
-              <w:t>0.0090000000</w:t>
+              <w:t>0.0000150000</w:t>
             </w:r>
           </w:p>
         </w:tc>
@@ -13945,7 +13945,7 @@
               <w:rPr>
                 <w:rFonts w:ascii="標楷體" w:hAnsi="標楷體" w:cs="標楷體" w:eastAsia="標楷體"/>
               </w:rPr>
-              <w:t>50.0000公斤</w:t>
+              <w:t>30.0000公斤</w:t>
             </w:r>
           </w:p>
         </w:tc>
@@ -13973,7 +13973,7 @@
               <w:rPr>
                 <w:rFonts w:ascii="標楷體" w:hAnsi="標楷體" w:cs="標楷體" w:eastAsia="標楷體"/>
               </w:rPr>
-              <w:t>0.1600000000公噸/公斤</w:t>
+              <w:t>0.2000000000公噸/公斤</w:t>
             </w:r>
           </w:p>
         </w:tc>
@@ -14041,7 +14041,7 @@
               <w:rPr>
                 <w:rFonts w:ascii="標楷體" w:hAnsi="標楷體" w:cs="標楷體" w:eastAsia="標楷體"/>
               </w:rPr>
-              <w:t>0.0080000000</w:t>
+              <w:t>0.0060000000</w:t>
             </w:r>
           </w:p>
         </w:tc>
@@ -14085,7 +14085,7 @@
               <w:rPr>
                 <w:rFonts w:ascii="標楷體" w:hAnsi="標楷體" w:cs="標楷體" w:eastAsia="標楷體"/>
               </w:rPr>
-              <w:t>30.0000公斤</w:t>
+              <w:t>50.0000公斤</w:t>
             </w:r>
           </w:p>
         </w:tc>
@@ -14113,7 +14113,7 @@
               <w:rPr>
                 <w:rFonts w:ascii="標楷體" w:hAnsi="標楷體" w:cs="標楷體" w:eastAsia="標楷體"/>
               </w:rPr>
-              <w:t>0.2000000000公噸/公斤</w:t>
+              <w:t>0.1600000000公噸/公斤</w:t>
             </w:r>
           </w:p>
         </w:tc>
@@ -14181,7 +14181,7 @@
               <w:rPr>
                 <w:rFonts w:ascii="標楷體" w:hAnsi="標楷體" w:cs="標楷體" w:eastAsia="標楷體"/>
               </w:rPr>
-              <w:t>0.0060000000</w:t>
+              <w:t>0.0080000000</w:t>
             </w:r>
           </w:p>
         </w:tc>
@@ -14225,7 +14225,7 @@
               <w:rPr>
                 <w:rFonts w:ascii="標楷體" w:hAnsi="標楷體" w:cs="標楷體" w:eastAsia="標楷體"/>
               </w:rPr>
-              <w:t>10.0000公斤</w:t>
+              <w:t>20.0000公斤</w:t>
             </w:r>
           </w:p>
         </w:tc>
@@ -14321,7 +14321,7 @@
               <w:rPr>
                 <w:rFonts w:ascii="標楷體" w:hAnsi="標楷體" w:cs="標楷體" w:eastAsia="標楷體"/>
               </w:rPr>
-              <w:t>0.0003000000</w:t>
+              <w:t>0.0006000000</w:t>
             </w:r>
           </w:p>
         </w:tc>
@@ -14365,7 +14365,7 @@
               <w:rPr>
                 <w:rFonts w:ascii="標楷體" w:hAnsi="標楷體" w:cs="標楷體" w:eastAsia="標楷體"/>
               </w:rPr>
-              <w:t>5.0000公斤</w:t>
+              <w:t>100.0000公斤</w:t>
             </w:r>
           </w:p>
         </w:tc>
@@ -14393,7 +14393,7 @@
               <w:rPr>
                 <w:rFonts w:ascii="標楷體" w:hAnsi="標楷體" w:cs="標楷體" w:eastAsia="標楷體"/>
               </w:rPr>
-              <w:t>0.0030000000公噸/公斤</w:t>
+              <w:t>0.0900000000公噸/公斤</w:t>
             </w:r>
           </w:p>
         </w:tc>
@@ -14461,7 +14461,7 @@
               <w:rPr>
                 <w:rFonts w:ascii="標楷體" w:hAnsi="標楷體" w:cs="標楷體" w:eastAsia="標楷體"/>
               </w:rPr>
-              <w:t>0.0000150000</w:t>
+              <w:t>0.0090000000</w:t>
             </w:r>
           </w:p>
         </w:tc>
@@ -18494,7 +18494,7 @@
           <w:rFonts w:eastAsia="標楷體" w:hint="eastAsia"/>
           <w:szCs w:val="24"/>
         </w:rPr>
-        <w:t>9.870</w:t>
+        <w:t>9.8705119995</w:t>
       </w:r>
       <w:r>
         <w:rPr>
@@ -20378,7 +20378,7 @@
                 <w:sz w:val="18"/>
                 <w:szCs w:val="18"/>
               </w:rPr>
-              <w:t>9.8452</w:t>
+              <w:t>9.8452249819</w:t>
             </w:r>
           </w:p>
         </w:tc>
@@ -20407,7 +20407,7 @@
                 <w:sz w:val="18"/>
                 <w:szCs w:val="18"/>
               </w:rPr>
-              <w:t>0.0011</w:t>
+              <w:t>0.0012733907</w:t>
             </w:r>
           </w:p>
         </w:tc>
@@ -20436,7 +20436,7 @@
                 <w:sz w:val="18"/>
                 <w:szCs w:val="18"/>
               </w:rPr>
-              <w:t>0.0004</w:t>
+              <w:t>0.0003986269</w:t>
             </w:r>
           </w:p>
         </w:tc>
@@ -20465,7 +20465,7 @@
                 <w:sz w:val="18"/>
                 <w:szCs w:val="18"/>
               </w:rPr>
-              <w:t>0.0233</w:t>
+              <w:t>0.0236150000</w:t>
             </w:r>
           </w:p>
         </w:tc>
@@ -20493,7 +20493,7 @@
                 <w:sz w:val="18"/>
                 <w:szCs w:val="18"/>
               </w:rPr>
-              <w:t>0.0000</w:t>
+              <w:t>0</w:t>
             </w:r>
           </w:p>
         </w:tc>
@@ -20522,7 +20522,7 @@
                 <w:sz w:val="18"/>
                 <w:szCs w:val="18"/>
               </w:rPr>
-              <w:t>0.0000</w:t>
+              <w:t>0</w:t>
             </w:r>
           </w:p>
         </w:tc>
@@ -20551,7 +20551,7 @@
                 <w:sz w:val="18"/>
                 <w:szCs w:val="18"/>
               </w:rPr>
-              <w:t>0.0000</w:t>
+              <w:t>0</w:t>
             </w:r>
           </w:p>
         </w:tc>
@@ -20580,7 +20580,7 @@
                 <w:sz w:val="18"/>
                 <w:szCs w:val="18"/>
               </w:rPr>
-              <w:t>9.870</w:t>
+              <w:t>9.8705119995</w:t>
             </w:r>
           </w:p>
         </w:tc>
@@ -20713,7 +20713,7 @@
                 <w:sz w:val="18"/>
                 <w:szCs w:val="18"/>
               </w:rPr>
-              <w:t>99.75%</w:t>
+              <w:t>99.74381250333031419764903352%</w:t>
             </w:r>
           </w:p>
         </w:tc>
@@ -20742,7 +20742,7 @@
                 <w:sz w:val="18"/>
                 <w:szCs w:val="18"/>
               </w:rPr>
-              <w:t>0.01%</w:t>
+              <w:t>0.0129009589377380301517154300%</w:t>
             </w:r>
           </w:p>
         </w:tc>
@@ -20771,7 +20771,7 @@
                 <w:sz w:val="18"/>
                 <w:szCs w:val="18"/>
               </w:rPr>
-              <w:t>0.00%</w:t>
+              <w:t>0.0040385635519230696215111800%</w:t>
             </w:r>
           </w:p>
         </w:tc>
@@ -20800,7 +20800,7 @@
                 <w:sz w:val="18"/>
                 <w:szCs w:val="18"/>
               </w:rPr>
-              <w:t>0.24%</w:t>
+              <w:t>0.2392479741800247025777398700%</w:t>
             </w:r>
           </w:p>
         </w:tc>
@@ -20828,7 +20828,7 @@
                 <w:sz w:val="18"/>
                 <w:szCs w:val="18"/>
               </w:rPr>
-              <w:t>0.00%</w:t>
+              <w:t>0%</w:t>
             </w:r>
           </w:p>
         </w:tc>
@@ -20857,7 +20857,7 @@
                 <w:sz w:val="18"/>
                 <w:szCs w:val="18"/>
               </w:rPr>
-              <w:t>0.00%</w:t>
+              <w:t>0%</w:t>
             </w:r>
           </w:p>
         </w:tc>
@@ -20886,7 +20886,7 @@
                 <w:sz w:val="18"/>
                 <w:szCs w:val="18"/>
               </w:rPr>
-              <w:t>0.00%</w:t>
+              <w:t>0%</w:t>
             </w:r>
           </w:p>
         </w:tc>
@@ -21534,7 +21534,7 @@
                 <w:sz w:val="18"/>
                 <w:szCs w:val="18"/>
               </w:rPr>
-              <w:t>4.8952</w:t>
+              <w:t>4.8952249819</w:t>
             </w:r>
           </w:p>
         </w:tc>
@@ -21563,7 +21563,7 @@
                 <w:sz w:val="18"/>
                 <w:szCs w:val="18"/>
               </w:rPr>
-              <w:t>0.0011</w:t>
+              <w:t>0.0012733907</w:t>
             </w:r>
           </w:p>
         </w:tc>
@@ -21592,7 +21592,7 @@
                 <w:sz w:val="18"/>
                 <w:szCs w:val="18"/>
               </w:rPr>
-              <w:t>0.0004</w:t>
+              <w:t>0.0003986269</w:t>
             </w:r>
           </w:p>
         </w:tc>
@@ -21621,7 +21621,7 @@
                 <w:sz w:val="18"/>
                 <w:szCs w:val="18"/>
               </w:rPr>
-              <w:t>0.0233</w:t>
+              <w:t>0.0236150000</w:t>
             </w:r>
           </w:p>
         </w:tc>
@@ -21650,7 +21650,7 @@
                 <w:sz w:val="18"/>
                 <w:szCs w:val="18"/>
               </w:rPr>
-              <w:t>0.0000</w:t>
+              <w:t>0</w:t>
             </w:r>
           </w:p>
         </w:tc>
@@ -21679,7 +21679,7 @@
                 <w:sz w:val="18"/>
                 <w:szCs w:val="18"/>
               </w:rPr>
-              <w:t>0.0000</w:t>
+              <w:t>0</w:t>
             </w:r>
           </w:p>
         </w:tc>
@@ -21708,7 +21708,7 @@
                 <w:sz w:val="18"/>
                 <w:szCs w:val="18"/>
               </w:rPr>
-              <w:t>0.0000</w:t>
+              <w:t>0</w:t>
             </w:r>
           </w:p>
         </w:tc>
@@ -21737,7 +21737,7 @@
                 <w:sz w:val="18"/>
                 <w:szCs w:val="18"/>
               </w:rPr>
-              <w:t>4.9201</w:t>
+              <w:t>4.9205119995</w:t>
             </w:r>
           </w:p>
         </w:tc>
@@ -21833,7 +21833,7 @@
                 <w:sz w:val="18"/>
                 <w:szCs w:val="18"/>
               </w:rPr>
-              <w:t>99.50%</w:t>
+              <w:t>99.48608970768551013671803972%</w:t>
             </w:r>
           </w:p>
         </w:tc>
@@ -21862,7 +21862,7 @@
                 <w:sz w:val="18"/>
                 <w:szCs w:val="18"/>
               </w:rPr>
-              <w:t>0.02%</w:t>
+              <w:t>0.0258792316760815979796494300%</w:t>
             </w:r>
           </w:p>
         </w:tc>
@@ -21891,7 +21891,7 @@
                 <w:sz w:val="18"/>
                 <w:szCs w:val="18"/>
               </w:rPr>
-              <w:t>0.01%</w:t>
+              <w:t>0.0081013296998464112779164500%</w:t>
             </w:r>
           </w:p>
         </w:tc>
@@ -21920,7 +21920,7 @@
                 <w:sz w:val="18"/>
                 <w:szCs w:val="18"/>
               </w:rPr>
-              <w:t>0.47%</w:t>
+              <w:t>0.479929730938561854024394400%</w:t>
             </w:r>
           </w:p>
         </w:tc>
@@ -21949,7 +21949,7 @@
                 <w:sz w:val="18"/>
                 <w:szCs w:val="18"/>
               </w:rPr>
-              <w:t>0.00%</w:t>
+              <w:t>0%</w:t>
             </w:r>
           </w:p>
         </w:tc>
@@ -21978,7 +21978,7 @@
                 <w:sz w:val="18"/>
                 <w:szCs w:val="18"/>
               </w:rPr>
-              <w:t>0.00%</w:t>
+              <w:t>0%</w:t>
             </w:r>
           </w:p>
         </w:tc>
@@ -22007,7 +22007,7 @@
                 <w:sz w:val="18"/>
                 <w:szCs w:val="18"/>
               </w:rPr>
-              <w:t>0.00%</w:t>
+              <w:t>0%</w:t>
             </w:r>
           </w:p>
         </w:tc>
@@ -22584,7 +22584,7 @@
                 <w:sz w:val="18"/>
                 <w:szCs w:val="18"/>
               </w:rPr>
-              <w:t>4.9201</w:t>
+              <w:t>4.9205119995</w:t>
             </w:r>
           </w:p>
         </w:tc>
@@ -22611,7 +22611,7 @@
                 <w:sz w:val="18"/>
                 <w:szCs w:val="18"/>
               </w:rPr>
-              <w:t>4.9500</w:t>
+              <w:t>4.9500000000</w:t>
             </w:r>
           </w:p>
         </w:tc>
@@ -22641,7 +22641,7 @@
                 <w:sz w:val="18"/>
                 <w:szCs w:val="18"/>
               </w:rPr>
-              <w:t>9.870</w:t>
+              <w:t>9.8705119995</w:t>
             </w:r>
           </w:p>
         </w:tc>
@@ -22727,7 +22727,7 @@
                 <w:sz w:val="18"/>
                 <w:szCs w:val="18"/>
               </w:rPr>
-              <w:t>0.0000</w:t>
+              <w:t>0</w:t>
             </w:r>
           </w:p>
         </w:tc>
@@ -22785,7 +22785,7 @@
                 <w:sz w:val="18"/>
                 <w:szCs w:val="18"/>
               </w:rPr>
-              <w:t>0.0235</w:t>
+              <w:t>0.0239</w:t>
             </w:r>
           </w:p>
         </w:tc>
@@ -22923,7 +22923,7 @@
                 <w:sz w:val="18"/>
                 <w:szCs w:val="18"/>
               </w:rPr>
-              <w:t>49.85%</w:t>
+              <w:t>49.850625780600369351691197450%</w:t>
             </w:r>
           </w:p>
         </w:tc>
@@ -22950,7 +22950,7 @@
                 <w:sz w:val="18"/>
                 <w:szCs w:val="18"/>
               </w:rPr>
-              <w:t>50.15%</w:t>
+              <w:t>50.149374219399630648308802550%</w:t>
             </w:r>
           </w:p>
         </w:tc>
@@ -23058,7 +23058,7 @@
                 <w:sz w:val="18"/>
                 <w:szCs w:val="18"/>
               </w:rPr>
-              <w:t>0.26%</w:t>
+              <w:t>0.2644239731568344161456282300%</w:t>
             </w:r>
           </w:p>
         </w:tc>
@@ -23087,7 +23087,7 @@
                 <w:sz w:val="18"/>
                 <w:szCs w:val="18"/>
               </w:rPr>
-              <w:t>0.00%</w:t>
+              <w:t>0%</w:t>
             </w:r>
           </w:p>
         </w:tc>
@@ -23116,7 +23116,7 @@
                 <w:sz w:val="18"/>
                 <w:szCs w:val="18"/>
               </w:rPr>
-              <w:t>49.35%</w:t>
+              <w:t>49.34394487587593961062384300%</w:t>
             </w:r>
           </w:p>
         </w:tc>
@@ -23145,7 +23145,7 @@
                 <w:sz w:val="18"/>
                 <w:szCs w:val="18"/>
               </w:rPr>
-              <w:t>0.24%</w:t>
+              <w:t>0.2421353623926568025241576500%</w:t>
             </w:r>
           </w:p>
         </w:tc>
